--- a/tests/fixtures/docx-authored/algebra--specialist--poslijediplomski--neuredan.docx
+++ b/tests/fixtures/docx-authored/algebra--specialist--poslijediplomski--neuredan.docx
@@ -58,7 +58,7 @@
       <w:pPr>
         <w:pStyle w:val="BodyText"/>
         <w:bidi w:val="0"/>
-        <w:spacing w:lineRule="auto" w:line="360" w:before="0" w:after="120"/>
+        <w:spacing w:lineRule="auto" w:line="240" w:before="0" w:after="340"/>
         <w:rPr/>
       </w:pPr>
       <w:r>
@@ -82,7 +82,7 @@
       <w:pPr>
         <w:pStyle w:val="BodyText"/>
         <w:bidi w:val="0"/>
-        <w:spacing w:lineRule="auto" w:line="360" w:before="0" w:after="120"/>
+        <w:spacing w:lineRule="auto" w:line="240" w:before="0" w:after="340"/>
         <w:rPr/>
       </w:pPr>
       <w:r>
@@ -270,67 +270,67 @@
       <w:pPr>
         <w:pStyle w:val="BodyText"/>
         <w:bidi w:val="0"/>
-        <w:spacing w:lineRule="auto" w:line="360" w:before="0" w:after="120"/>
-        <w:rPr/>
-      </w:pPr>
-      <w:r>
-        <w:rPr/>
-      </w:r>
-    </w:p>
-    <w:p>
-      <w:pPr>
-        <w:pStyle w:val="BodyText"/>
-        <w:bidi w:val="0"/>
-        <w:spacing w:lineRule="auto" w:line="360" w:before="0" w:after="120"/>
-        <w:rPr/>
-      </w:pPr>
-      <w:r>
-        <w:rPr/>
-      </w:r>
-    </w:p>
-    <w:p>
-      <w:pPr>
-        <w:pStyle w:val="BodyText"/>
-        <w:bidi w:val="0"/>
-        <w:spacing w:lineRule="auto" w:line="360" w:before="0" w:after="120"/>
-        <w:rPr/>
-      </w:pPr>
-      <w:r>
-        <w:rPr/>
-      </w:r>
-    </w:p>
-    <w:p>
-      <w:pPr>
-        <w:pStyle w:val="BodyText"/>
-        <w:bidi w:val="0"/>
-        <w:spacing w:lineRule="auto" w:line="360" w:before="0" w:after="120"/>
-        <w:rPr/>
-      </w:pPr>
-      <w:r>
-        <w:rPr/>
-      </w:r>
-    </w:p>
-    <w:p>
-      <w:pPr>
-        <w:pStyle w:val="BodyText"/>
-        <w:bidi w:val="0"/>
-        <w:spacing w:lineRule="auto" w:line="360" w:before="0" w:after="120"/>
-        <w:rPr/>
-      </w:pPr>
-      <w:r>
-        <w:rPr/>
-      </w:r>
-    </w:p>
-    <w:p>
-      <w:pPr>
-        <w:pStyle w:val="BodyText"/>
-        <w:bidi w:val="0"/>
-        <w:spacing w:lineRule="auto" w:line="360" w:before="0" w:after="120"/>
+        <w:spacing w:lineRule="auto" w:line="240" w:before="0" w:after="340"/>
+        <w:rPr/>
+      </w:pPr>
+      <w:r>
+        <w:rPr/>
+      </w:r>
+    </w:p>
+    <w:p>
+      <w:pPr>
+        <w:pStyle w:val="BodyText"/>
+        <w:bidi w:val="0"/>
+        <w:spacing w:lineRule="auto" w:line="240" w:before="0" w:after="340"/>
+        <w:rPr/>
+      </w:pPr>
+      <w:r>
+        <w:rPr/>
+      </w:r>
+    </w:p>
+    <w:p>
+      <w:pPr>
+        <w:pStyle w:val="BodyText"/>
+        <w:bidi w:val="0"/>
+        <w:spacing w:lineRule="auto" w:line="240" w:before="0" w:after="340"/>
+        <w:rPr/>
+      </w:pPr>
+      <w:r>
+        <w:rPr/>
+      </w:r>
+    </w:p>
+    <w:p>
+      <w:pPr>
+        <w:pStyle w:val="BodyText"/>
+        <w:bidi w:val="0"/>
+        <w:spacing w:lineRule="auto" w:line="240" w:before="0" w:after="340"/>
+        <w:rPr/>
+      </w:pPr>
+      <w:r>
+        <w:rPr/>
+      </w:r>
+    </w:p>
+    <w:p>
+      <w:pPr>
+        <w:pStyle w:val="BodyText"/>
+        <w:bidi w:val="0"/>
+        <w:spacing w:lineRule="auto" w:line="240" w:before="0" w:after="340"/>
+        <w:rPr/>
+      </w:pPr>
+      <w:r>
+        <w:rPr/>
+      </w:r>
+    </w:p>
+    <w:p>
+      <w:pPr>
+        <w:pStyle w:val="BodyText"/>
+        <w:bidi w:val="0"/>
+        <w:spacing w:lineRule="auto" w:line="240" w:before="0" w:after="340"/>
         <w:rPr/>
         <w:sectPr>
           <w:footerReference w:type="default" r:id="rId2"/>
           <w:type w:val="nextPage"/>
-          <w:pgSz w:w="11906" w:h="16838"/>
+          <w:pgSz w:w="12240" w:h="15840"/>
           <w:pgMar w:left="1417" w:right="1417" w:gutter="0" w:header="0" w:top="1417" w:footer="1417" w:bottom="1976"/>
           <w:pgNumType w:fmt="decimal"/>
           <w:formProt w:val="false"/>
@@ -358,7 +358,7 @@
       <w:pPr>
         <w:pStyle w:val="BodyText"/>
         <w:bidi w:val="0"/>
-        <w:spacing w:lineRule="auto" w:line="360" w:before="0" w:after="120"/>
+        <w:spacing w:lineRule="auto" w:line="240" w:before="0" w:after="340"/>
         <w:rPr/>
       </w:pPr>
       <w:r>
@@ -377,7 +377,7 @@
       <w:pPr>
         <w:pStyle w:val="BodyText"/>
         <w:bidi w:val="0"/>
-        <w:spacing w:lineRule="auto" w:line="360" w:before="0" w:after="120"/>
+        <w:spacing w:lineRule="auto" w:line="240" w:before="0" w:after="340"/>
         <w:rPr/>
       </w:pPr>
       <w:r>
@@ -396,62 +396,62 @@
       <w:pPr>
         <w:pStyle w:val="BodyText"/>
         <w:bidi w:val="0"/>
-        <w:spacing w:lineRule="auto" w:line="360" w:before="0" w:after="120"/>
-        <w:rPr/>
-      </w:pPr>
-      <w:r>
-        <w:rPr/>
-      </w:r>
-    </w:p>
-    <w:p>
-      <w:pPr>
-        <w:pStyle w:val="BodyText"/>
-        <w:bidi w:val="0"/>
-        <w:spacing w:lineRule="auto" w:line="360" w:before="0" w:after="120"/>
-        <w:rPr/>
-      </w:pPr>
-      <w:r>
-        <w:rPr/>
-      </w:r>
-    </w:p>
-    <w:p>
-      <w:pPr>
-        <w:pStyle w:val="BodyText"/>
-        <w:bidi w:val="0"/>
-        <w:spacing w:lineRule="auto" w:line="360" w:before="0" w:after="120"/>
-        <w:rPr/>
-      </w:pPr>
-      <w:r>
-        <w:rPr/>
-      </w:r>
-    </w:p>
-    <w:p>
-      <w:pPr>
-        <w:pStyle w:val="BodyText"/>
-        <w:bidi w:val="0"/>
-        <w:spacing w:lineRule="auto" w:line="360" w:before="0" w:after="120"/>
-        <w:rPr/>
-      </w:pPr>
-      <w:r>
-        <w:rPr/>
-      </w:r>
-    </w:p>
-    <w:p>
-      <w:pPr>
-        <w:pStyle w:val="BodyText"/>
-        <w:bidi w:val="0"/>
-        <w:spacing w:lineRule="auto" w:line="360" w:before="0" w:after="120"/>
-        <w:rPr/>
-      </w:pPr>
-      <w:r>
-        <w:rPr/>
-      </w:r>
-    </w:p>
-    <w:p>
-      <w:pPr>
-        <w:pStyle w:val="BodyText"/>
-        <w:bidi w:val="0"/>
-        <w:spacing w:lineRule="auto" w:line="360" w:before="0" w:after="120"/>
+        <w:spacing w:lineRule="auto" w:line="240" w:before="0" w:after="340"/>
+        <w:rPr/>
+      </w:pPr>
+      <w:r>
+        <w:rPr/>
+      </w:r>
+    </w:p>
+    <w:p>
+      <w:pPr>
+        <w:pStyle w:val="BodyText"/>
+        <w:bidi w:val="0"/>
+        <w:spacing w:lineRule="auto" w:line="240" w:before="0" w:after="340"/>
+        <w:rPr/>
+      </w:pPr>
+      <w:r>
+        <w:rPr/>
+      </w:r>
+    </w:p>
+    <w:p>
+      <w:pPr>
+        <w:pStyle w:val="BodyText"/>
+        <w:bidi w:val="0"/>
+        <w:spacing w:lineRule="auto" w:line="240" w:before="0" w:after="340"/>
+        <w:rPr/>
+      </w:pPr>
+      <w:r>
+        <w:rPr/>
+      </w:r>
+    </w:p>
+    <w:p>
+      <w:pPr>
+        <w:pStyle w:val="BodyText"/>
+        <w:bidi w:val="0"/>
+        <w:spacing w:lineRule="auto" w:line="240" w:before="0" w:after="340"/>
+        <w:rPr/>
+      </w:pPr>
+      <w:r>
+        <w:rPr/>
+      </w:r>
+    </w:p>
+    <w:p>
+      <w:pPr>
+        <w:pStyle w:val="BodyText"/>
+        <w:bidi w:val="0"/>
+        <w:spacing w:lineRule="auto" w:line="240" w:before="0" w:after="340"/>
+        <w:rPr/>
+      </w:pPr>
+      <w:r>
+        <w:rPr/>
+      </w:r>
+    </w:p>
+    <w:p>
+      <w:pPr>
+        <w:pStyle w:val="BodyText"/>
+        <w:bidi w:val="0"/>
+        <w:spacing w:lineRule="auto" w:line="240" w:before="0" w:after="340"/>
         <w:rPr/>
       </w:pPr>
       <w:r>
@@ -474,7 +474,7 @@
       <w:pPr>
         <w:pStyle w:val="BodyText"/>
         <w:bidi w:val="0"/>
-        <w:spacing w:lineRule="auto" w:line="360" w:before="0" w:after="120"/>
+        <w:spacing w:lineRule="auto" w:line="240" w:before="0" w:after="340"/>
         <w:rPr/>
       </w:pPr>
       <w:r>
@@ -486,7 +486,7 @@
       <w:pPr>
         <w:pStyle w:val="BodyText"/>
         <w:bidi w:val="0"/>
-        <w:spacing w:lineRule="auto" w:line="360" w:before="0" w:after="120"/>
+        <w:spacing w:lineRule="auto" w:line="240" w:before="0" w:after="340"/>
         <w:rPr/>
       </w:pPr>
       <w:r>
@@ -498,68 +498,68 @@
       <w:pPr>
         <w:pStyle w:val="BodyText"/>
         <w:bidi w:val="0"/>
-        <w:spacing w:lineRule="auto" w:line="360" w:before="0" w:after="120"/>
-        <w:rPr/>
-      </w:pPr>
-      <w:r>
-        <w:rPr/>
-      </w:r>
-    </w:p>
-    <w:p>
-      <w:pPr>
-        <w:pStyle w:val="BodyText"/>
-        <w:bidi w:val="0"/>
-        <w:spacing w:lineRule="auto" w:line="360" w:before="0" w:after="120"/>
-        <w:rPr/>
-      </w:pPr>
-      <w:r>
-        <w:rPr/>
-      </w:r>
-    </w:p>
-    <w:p>
-      <w:pPr>
-        <w:pStyle w:val="BodyText"/>
-        <w:bidi w:val="0"/>
-        <w:spacing w:lineRule="auto" w:line="360" w:before="0" w:after="120"/>
-        <w:rPr/>
-      </w:pPr>
-      <w:r>
-        <w:rPr/>
-      </w:r>
-    </w:p>
-    <w:p>
-      <w:pPr>
-        <w:pStyle w:val="BodyText"/>
-        <w:bidi w:val="0"/>
-        <w:spacing w:lineRule="auto" w:line="360" w:before="0" w:after="120"/>
-        <w:rPr/>
-      </w:pPr>
-      <w:r>
-        <w:rPr/>
-      </w:r>
-    </w:p>
-    <w:p>
-      <w:pPr>
-        <w:pStyle w:val="BodyText"/>
-        <w:bidi w:val="0"/>
-        <w:spacing w:lineRule="auto" w:line="360" w:before="0" w:after="120"/>
-        <w:rPr/>
-      </w:pPr>
-      <w:r>
-        <w:rPr/>
-      </w:r>
-    </w:p>
-    <w:p>
-      <w:pPr>
-        <w:pStyle w:val="BodyText"/>
-        <w:bidi w:val="0"/>
-        <w:spacing w:lineRule="auto" w:line="360" w:before="0" w:after="120"/>
+        <w:spacing w:lineRule="auto" w:line="240" w:before="0" w:after="340"/>
+        <w:rPr/>
+      </w:pPr>
+      <w:r>
+        <w:rPr/>
+      </w:r>
+    </w:p>
+    <w:p>
+      <w:pPr>
+        <w:pStyle w:val="BodyText"/>
+        <w:bidi w:val="0"/>
+        <w:spacing w:lineRule="auto" w:line="240" w:before="0" w:after="340"/>
+        <w:rPr/>
+      </w:pPr>
+      <w:r>
+        <w:rPr/>
+      </w:r>
+    </w:p>
+    <w:p>
+      <w:pPr>
+        <w:pStyle w:val="BodyText"/>
+        <w:bidi w:val="0"/>
+        <w:spacing w:lineRule="auto" w:line="240" w:before="0" w:after="340"/>
+        <w:rPr/>
+      </w:pPr>
+      <w:r>
+        <w:rPr/>
+      </w:r>
+    </w:p>
+    <w:p>
+      <w:pPr>
+        <w:pStyle w:val="BodyText"/>
+        <w:bidi w:val="0"/>
+        <w:spacing w:lineRule="auto" w:line="240" w:before="0" w:after="340"/>
+        <w:rPr/>
+      </w:pPr>
+      <w:r>
+        <w:rPr/>
+      </w:r>
+    </w:p>
+    <w:p>
+      <w:pPr>
+        <w:pStyle w:val="BodyText"/>
+        <w:bidi w:val="0"/>
+        <w:spacing w:lineRule="auto" w:line="240" w:before="0" w:after="340"/>
+        <w:rPr/>
+      </w:pPr>
+      <w:r>
+        <w:rPr/>
+      </w:r>
+    </w:p>
+    <w:p>
+      <w:pPr>
+        <w:pStyle w:val="BodyText"/>
+        <w:bidi w:val="0"/>
+        <w:spacing w:lineRule="auto" w:line="240" w:before="0" w:after="340"/>
         <w:rPr/>
         <w:sectPr>
           <w:footerReference w:type="default" r:id="rId3"/>
           <w:footerReference w:type="first" r:id="rId4"/>
           <w:type w:val="nextPage"/>
-          <w:pgSz w:w="11906" w:h="16838"/>
+          <w:pgSz w:w="12240" w:h="15840"/>
           <w:pgMar w:left="1417" w:right="1417" w:gutter="0" w:header="0" w:top="1417" w:footer="1417" w:bottom="1976"/>
           <w:pgNumType w:fmt="decimal"/>
           <w:formProt w:val="false"/>
@@ -589,7 +589,7 @@
       <w:pPr>
         <w:pStyle w:val="BodyText"/>
         <w:bidi w:val="0"/>
-        <w:spacing w:lineRule="auto" w:line="360" w:before="0" w:after="120"/>
+        <w:spacing w:lineRule="auto" w:line="240" w:before="0" w:after="340"/>
         <w:rPr/>
       </w:pPr>
       <w:r>
@@ -607,7 +607,7 @@
       <w:pPr>
         <w:pStyle w:val="BodyText"/>
         <w:bidi w:val="0"/>
-        <w:spacing w:lineRule="auto" w:line="360" w:before="0" w:after="120"/>
+        <w:spacing w:lineRule="auto" w:line="240" w:before="0" w:after="340"/>
         <w:rPr/>
       </w:pPr>
       <w:r>
@@ -625,7 +625,7 @@
       <w:pPr>
         <w:pStyle w:val="BodyText"/>
         <w:bidi w:val="0"/>
-        <w:spacing w:lineRule="auto" w:line="360" w:before="0" w:after="120"/>
+        <w:spacing w:lineRule="auto" w:line="240" w:before="0" w:after="340"/>
         <w:rPr/>
       </w:pPr>
       <w:r>
@@ -643,7 +643,7 @@
       <w:pPr>
         <w:pStyle w:val="BodyText"/>
         <w:bidi w:val="0"/>
-        <w:spacing w:lineRule="auto" w:line="360" w:before="0" w:after="120"/>
+        <w:spacing w:lineRule="auto" w:line="240" w:before="0" w:after="340"/>
         <w:rPr/>
       </w:pPr>
       <w:r>
@@ -655,7 +655,7 @@
       <w:pPr>
         <w:pStyle w:val="BodyText"/>
         <w:bidi w:val="0"/>
-        <w:spacing w:lineRule="auto" w:line="360" w:before="0" w:after="120"/>
+        <w:spacing w:lineRule="auto" w:line="240" w:before="0" w:after="340"/>
         <w:rPr/>
       </w:pPr>
       <w:r>
@@ -667,7 +667,7 @@
       <w:pPr>
         <w:pStyle w:val="BodyText"/>
         <w:bidi w:val="0"/>
-        <w:spacing w:lineRule="auto" w:line="360" w:before="0" w:after="120"/>
+        <w:spacing w:lineRule="auto" w:line="240" w:before="0" w:after="340"/>
         <w:rPr/>
       </w:pPr>
       <w:r>
@@ -679,7 +679,7 @@
       <w:pPr>
         <w:pStyle w:val="BodyText"/>
         <w:bidi w:val="0"/>
-        <w:spacing w:lineRule="auto" w:line="360" w:before="0" w:after="120"/>
+        <w:spacing w:lineRule="auto" w:line="240" w:before="0" w:after="340"/>
         <w:rPr/>
       </w:pPr>
       <w:r>
@@ -691,7 +691,7 @@
       <w:pPr>
         <w:pStyle w:val="BodyText"/>
         <w:bidi w:val="0"/>
-        <w:spacing w:lineRule="auto" w:line="360" w:before="0" w:after="120"/>
+        <w:spacing w:lineRule="auto" w:line="240" w:before="0" w:after="340"/>
         <w:rPr/>
       </w:pPr>
       <w:r>
@@ -703,7 +703,7 @@
       <w:pPr>
         <w:pStyle w:val="BodyText"/>
         <w:bidi w:val="0"/>
-        <w:spacing w:lineRule="auto" w:line="360" w:before="0" w:after="120"/>
+        <w:spacing w:lineRule="auto" w:line="240" w:before="0" w:after="340"/>
         <w:rPr/>
       </w:pPr>
       <w:r>
@@ -715,62 +715,62 @@
       <w:pPr>
         <w:pStyle w:val="BodyText"/>
         <w:bidi w:val="0"/>
-        <w:spacing w:lineRule="auto" w:line="360" w:before="0" w:after="120"/>
-        <w:rPr/>
-      </w:pPr>
-      <w:r>
-        <w:rPr/>
-      </w:r>
-    </w:p>
-    <w:p>
-      <w:pPr>
-        <w:pStyle w:val="BodyText"/>
-        <w:bidi w:val="0"/>
-        <w:spacing w:lineRule="auto" w:line="360" w:before="0" w:after="120"/>
-        <w:rPr/>
-      </w:pPr>
-      <w:r>
-        <w:rPr/>
-      </w:r>
-    </w:p>
-    <w:p>
-      <w:pPr>
-        <w:pStyle w:val="BodyText"/>
-        <w:bidi w:val="0"/>
-        <w:spacing w:lineRule="auto" w:line="360" w:before="0" w:after="120"/>
-        <w:rPr/>
-      </w:pPr>
-      <w:r>
-        <w:rPr/>
-      </w:r>
-    </w:p>
-    <w:p>
-      <w:pPr>
-        <w:pStyle w:val="BodyText"/>
-        <w:bidi w:val="0"/>
-        <w:spacing w:lineRule="auto" w:line="360" w:before="0" w:after="120"/>
-        <w:rPr/>
-      </w:pPr>
-      <w:r>
-        <w:rPr/>
-      </w:r>
-    </w:p>
-    <w:p>
-      <w:pPr>
-        <w:pStyle w:val="BodyText"/>
-        <w:bidi w:val="0"/>
-        <w:spacing w:lineRule="auto" w:line="360" w:before="0" w:after="120"/>
-        <w:rPr/>
-      </w:pPr>
-      <w:r>
-        <w:rPr/>
-      </w:r>
-    </w:p>
-    <w:p>
-      <w:pPr>
-        <w:pStyle w:val="BodyText"/>
-        <w:bidi w:val="0"/>
-        <w:spacing w:lineRule="auto" w:line="360" w:before="0" w:after="120"/>
+        <w:spacing w:lineRule="auto" w:line="240" w:before="0" w:after="340"/>
+        <w:rPr/>
+      </w:pPr>
+      <w:r>
+        <w:rPr/>
+      </w:r>
+    </w:p>
+    <w:p>
+      <w:pPr>
+        <w:pStyle w:val="BodyText"/>
+        <w:bidi w:val="0"/>
+        <w:spacing w:lineRule="auto" w:line="240" w:before="0" w:after="340"/>
+        <w:rPr/>
+      </w:pPr>
+      <w:r>
+        <w:rPr/>
+      </w:r>
+    </w:p>
+    <w:p>
+      <w:pPr>
+        <w:pStyle w:val="BodyText"/>
+        <w:bidi w:val="0"/>
+        <w:spacing w:lineRule="auto" w:line="240" w:before="0" w:after="340"/>
+        <w:rPr/>
+      </w:pPr>
+      <w:r>
+        <w:rPr/>
+      </w:r>
+    </w:p>
+    <w:p>
+      <w:pPr>
+        <w:pStyle w:val="BodyText"/>
+        <w:bidi w:val="0"/>
+        <w:spacing w:lineRule="auto" w:line="240" w:before="0" w:after="340"/>
+        <w:rPr/>
+      </w:pPr>
+      <w:r>
+        <w:rPr/>
+      </w:r>
+    </w:p>
+    <w:p>
+      <w:pPr>
+        <w:pStyle w:val="BodyText"/>
+        <w:bidi w:val="0"/>
+        <w:spacing w:lineRule="auto" w:line="240" w:before="0" w:after="340"/>
+        <w:rPr/>
+      </w:pPr>
+      <w:r>
+        <w:rPr/>
+      </w:r>
+    </w:p>
+    <w:p>
+      <w:pPr>
+        <w:pStyle w:val="BodyText"/>
+        <w:bidi w:val="0"/>
+        <w:spacing w:lineRule="auto" w:line="240" w:before="0" w:after="340"/>
         <w:rPr/>
       </w:pPr>
       <w:r>
@@ -795,7 +795,7 @@
       <w:pPr>
         <w:pStyle w:val="BodyText"/>
         <w:bidi w:val="0"/>
-        <w:spacing w:lineRule="auto" w:line="360" w:before="0" w:after="120"/>
+        <w:spacing w:lineRule="auto" w:line="240" w:before="0" w:after="340"/>
         <w:rPr/>
       </w:pPr>
       <w:r>
@@ -807,7 +807,7 @@
       <w:pPr>
         <w:pStyle w:val="BodyText"/>
         <w:bidi w:val="0"/>
-        <w:spacing w:lineRule="auto" w:line="360" w:before="0" w:after="120"/>
+        <w:spacing w:lineRule="auto" w:line="240" w:before="0" w:after="340"/>
         <w:rPr/>
       </w:pPr>
       <w:r>
@@ -819,7 +819,7 @@
       <w:pPr>
         <w:pStyle w:val="BodyText"/>
         <w:bidi w:val="0"/>
-        <w:spacing w:lineRule="auto" w:line="360" w:before="0" w:after="120"/>
+        <w:spacing w:lineRule="auto" w:line="240" w:before="0" w:after="340"/>
         <w:rPr/>
       </w:pPr>
       <w:r>
@@ -831,7 +831,7 @@
       <w:pPr>
         <w:pStyle w:val="BodyText"/>
         <w:bidi w:val="0"/>
-        <w:spacing w:lineRule="auto" w:line="360" w:before="0" w:after="120"/>
+        <w:spacing w:lineRule="auto" w:line="240" w:before="0" w:after="340"/>
         <w:rPr/>
       </w:pPr>
       <w:r>
@@ -843,7 +843,7 @@
       <w:pPr>
         <w:pStyle w:val="BodyText"/>
         <w:bidi w:val="0"/>
-        <w:spacing w:lineRule="auto" w:line="360" w:before="0" w:after="120"/>
+        <w:spacing w:lineRule="auto" w:line="240" w:before="0" w:after="340"/>
         <w:rPr/>
       </w:pPr>
       <w:r>
@@ -855,7 +855,7 @@
       <w:pPr>
         <w:pStyle w:val="BodyText"/>
         <w:bidi w:val="0"/>
-        <w:spacing w:lineRule="auto" w:line="360" w:before="0" w:after="120"/>
+        <w:spacing w:lineRule="auto" w:line="240" w:before="0" w:after="340"/>
         <w:rPr/>
       </w:pPr>
       <w:r>
@@ -867,7 +867,7 @@
       <w:pPr>
         <w:pStyle w:val="BodyText"/>
         <w:bidi w:val="0"/>
-        <w:spacing w:lineRule="auto" w:line="360" w:before="0" w:after="120"/>
+        <w:spacing w:lineRule="auto" w:line="240" w:before="0" w:after="340"/>
         <w:rPr/>
       </w:pPr>
       <w:r>
@@ -879,7 +879,7 @@
       <w:pPr>
         <w:pStyle w:val="BodyText"/>
         <w:bidi w:val="0"/>
-        <w:spacing w:lineRule="auto" w:line="360" w:before="0" w:after="120"/>
+        <w:spacing w:lineRule="auto" w:line="240" w:before="0" w:after="340"/>
         <w:rPr/>
       </w:pPr>
       <w:r>
@@ -891,7 +891,7 @@
       <w:pPr>
         <w:pStyle w:val="BodyText"/>
         <w:bidi w:val="0"/>
-        <w:spacing w:lineRule="auto" w:line="360" w:before="0" w:after="120"/>
+        <w:spacing w:lineRule="auto" w:line="240" w:before="0" w:after="340"/>
         <w:rPr/>
       </w:pPr>
       <w:r>
@@ -903,7 +903,7 @@
       <w:pPr>
         <w:pStyle w:val="BodyText"/>
         <w:bidi w:val="0"/>
-        <w:spacing w:lineRule="auto" w:line="360" w:before="0" w:after="120"/>
+        <w:spacing w:lineRule="auto" w:line="240" w:before="0" w:after="340"/>
         <w:rPr/>
       </w:pPr>
       <w:r>
@@ -915,7 +915,7 @@
       <w:pPr>
         <w:pStyle w:val="BodyText"/>
         <w:bidi w:val="0"/>
-        <w:spacing w:lineRule="auto" w:line="360" w:before="0" w:after="120"/>
+        <w:spacing w:lineRule="auto" w:line="240" w:before="0" w:after="340"/>
         <w:rPr/>
       </w:pPr>
       <w:r>
@@ -927,7 +927,7 @@
       <w:pPr>
         <w:pStyle w:val="BodyText"/>
         <w:bidi w:val="0"/>
-        <w:spacing w:lineRule="auto" w:line="360" w:before="0" w:after="120"/>
+        <w:spacing w:lineRule="auto" w:line="240" w:before="0" w:after="340"/>
         <w:rPr/>
       </w:pPr>
       <w:r>
@@ -939,7 +939,7 @@
       <w:pPr>
         <w:pStyle w:val="BodyText"/>
         <w:bidi w:val="0"/>
-        <w:spacing w:lineRule="auto" w:line="360" w:before="0" w:after="120"/>
+        <w:spacing w:lineRule="auto" w:line="240" w:before="0" w:after="340"/>
         <w:rPr/>
       </w:pPr>
       <w:r>
@@ -951,7 +951,7 @@
       <w:pPr>
         <w:pStyle w:val="BodyText"/>
         <w:bidi w:val="0"/>
-        <w:spacing w:lineRule="auto" w:line="360" w:before="0" w:after="120"/>
+        <w:spacing w:lineRule="auto" w:line="240" w:before="0" w:after="340"/>
         <w:rPr/>
       </w:pPr>
       <w:r>
@@ -963,7 +963,7 @@
       <w:pPr>
         <w:pStyle w:val="BodyText"/>
         <w:bidi w:val="0"/>
-        <w:spacing w:lineRule="auto" w:line="360" w:before="0" w:after="120"/>
+        <w:spacing w:lineRule="auto" w:line="240" w:before="0" w:after="340"/>
         <w:rPr/>
       </w:pPr>
       <w:r>
@@ -975,7 +975,7 @@
       <w:pPr>
         <w:pStyle w:val="BodyText"/>
         <w:bidi w:val="0"/>
-        <w:spacing w:lineRule="auto" w:line="360" w:before="0" w:after="120"/>
+        <w:spacing w:lineRule="auto" w:line="240" w:before="0" w:after="340"/>
         <w:rPr/>
       </w:pPr>
       <w:r>
@@ -987,7 +987,7 @@
       <w:pPr>
         <w:pStyle w:val="BodyText"/>
         <w:bidi w:val="0"/>
-        <w:spacing w:lineRule="auto" w:line="360" w:before="0" w:after="120"/>
+        <w:spacing w:lineRule="auto" w:line="240" w:before="0" w:after="340"/>
         <w:rPr/>
       </w:pPr>
       <w:r>
@@ -999,7 +999,7 @@
       <w:pPr>
         <w:pStyle w:val="BodyText"/>
         <w:bidi w:val="0"/>
-        <w:spacing w:lineRule="auto" w:line="360" w:before="0" w:after="120"/>
+        <w:spacing w:lineRule="auto" w:line="240" w:before="0" w:after="340"/>
         <w:rPr/>
       </w:pPr>
       <w:r>
@@ -1011,7 +1011,7 @@
       <w:pPr>
         <w:pStyle w:val="BodyText"/>
         <w:bidi w:val="0"/>
-        <w:spacing w:lineRule="auto" w:line="360" w:before="0" w:after="120"/>
+        <w:spacing w:lineRule="auto" w:line="240" w:before="0" w:after="340"/>
         <w:rPr/>
       </w:pPr>
       <w:r>
@@ -1023,7 +1023,7 @@
       <w:pPr>
         <w:pStyle w:val="BodyText"/>
         <w:bidi w:val="0"/>
-        <w:spacing w:lineRule="auto" w:line="360" w:before="0" w:after="120"/>
+        <w:spacing w:lineRule="auto" w:line="240" w:before="0" w:after="340"/>
         <w:rPr/>
       </w:pPr>
       <w:r>
@@ -1035,62 +1035,62 @@
       <w:pPr>
         <w:pStyle w:val="BodyText"/>
         <w:bidi w:val="0"/>
-        <w:spacing w:lineRule="auto" w:line="360" w:before="0" w:after="120"/>
-        <w:rPr/>
-      </w:pPr>
-      <w:r>
-        <w:rPr/>
-      </w:r>
-    </w:p>
-    <w:p>
-      <w:pPr>
-        <w:pStyle w:val="BodyText"/>
-        <w:bidi w:val="0"/>
-        <w:spacing w:lineRule="auto" w:line="360" w:before="0" w:after="120"/>
-        <w:rPr/>
-      </w:pPr>
-      <w:r>
-        <w:rPr/>
-      </w:r>
-    </w:p>
-    <w:p>
-      <w:pPr>
-        <w:pStyle w:val="BodyText"/>
-        <w:bidi w:val="0"/>
-        <w:spacing w:lineRule="auto" w:line="360" w:before="0" w:after="120"/>
-        <w:rPr/>
-      </w:pPr>
-      <w:r>
-        <w:rPr/>
-      </w:r>
-    </w:p>
-    <w:p>
-      <w:pPr>
-        <w:pStyle w:val="BodyText"/>
-        <w:bidi w:val="0"/>
-        <w:spacing w:lineRule="auto" w:line="360" w:before="0" w:after="120"/>
-        <w:rPr/>
-      </w:pPr>
-      <w:r>
-        <w:rPr/>
-      </w:r>
-    </w:p>
-    <w:p>
-      <w:pPr>
-        <w:pStyle w:val="BodyText"/>
-        <w:bidi w:val="0"/>
-        <w:spacing w:lineRule="auto" w:line="360" w:before="0" w:after="120"/>
-        <w:rPr/>
-      </w:pPr>
-      <w:r>
-        <w:rPr/>
-      </w:r>
-    </w:p>
-    <w:p>
-      <w:pPr>
-        <w:pStyle w:val="BodyText"/>
-        <w:bidi w:val="0"/>
-        <w:spacing w:lineRule="auto" w:line="360" w:before="0" w:after="120"/>
+        <w:spacing w:lineRule="auto" w:line="240" w:before="0" w:after="340"/>
+        <w:rPr/>
+      </w:pPr>
+      <w:r>
+        <w:rPr/>
+      </w:r>
+    </w:p>
+    <w:p>
+      <w:pPr>
+        <w:pStyle w:val="BodyText"/>
+        <w:bidi w:val="0"/>
+        <w:spacing w:lineRule="auto" w:line="240" w:before="0" w:after="340"/>
+        <w:rPr/>
+      </w:pPr>
+      <w:r>
+        <w:rPr/>
+      </w:r>
+    </w:p>
+    <w:p>
+      <w:pPr>
+        <w:pStyle w:val="BodyText"/>
+        <w:bidi w:val="0"/>
+        <w:spacing w:lineRule="auto" w:line="240" w:before="0" w:after="340"/>
+        <w:rPr/>
+      </w:pPr>
+      <w:r>
+        <w:rPr/>
+      </w:r>
+    </w:p>
+    <w:p>
+      <w:pPr>
+        <w:pStyle w:val="BodyText"/>
+        <w:bidi w:val="0"/>
+        <w:spacing w:lineRule="auto" w:line="240" w:before="0" w:after="340"/>
+        <w:rPr/>
+      </w:pPr>
+      <w:r>
+        <w:rPr/>
+      </w:r>
+    </w:p>
+    <w:p>
+      <w:pPr>
+        <w:pStyle w:val="BodyText"/>
+        <w:bidi w:val="0"/>
+        <w:spacing w:lineRule="auto" w:line="240" w:before="0" w:after="340"/>
+        <w:rPr/>
+      </w:pPr>
+      <w:r>
+        <w:rPr/>
+      </w:r>
+    </w:p>
+    <w:p>
+      <w:pPr>
+        <w:pStyle w:val="BodyText"/>
+        <w:bidi w:val="0"/>
+        <w:spacing w:lineRule="auto" w:line="240" w:before="0" w:after="340"/>
         <w:rPr/>
       </w:pPr>
       <w:r>
@@ -1115,7 +1115,7 @@
       <w:pPr>
         <w:pStyle w:val="BodyText"/>
         <w:bidi w:val="0"/>
-        <w:spacing w:lineRule="auto" w:line="360" w:before="0" w:after="120"/>
+        <w:spacing w:lineRule="auto" w:line="240" w:before="0" w:after="340"/>
         <w:rPr/>
       </w:pPr>
       <w:r>
@@ -1127,7 +1127,7 @@
       <w:pPr>
         <w:pStyle w:val="BodyText"/>
         <w:bidi w:val="0"/>
-        <w:spacing w:lineRule="auto" w:line="360" w:before="0" w:after="120"/>
+        <w:spacing w:lineRule="auto" w:line="240" w:before="0" w:after="340"/>
         <w:rPr/>
       </w:pPr>
       <w:r>
@@ -1139,7 +1139,7 @@
       <w:pPr>
         <w:pStyle w:val="BodyText"/>
         <w:bidi w:val="0"/>
-        <w:spacing w:lineRule="auto" w:line="360" w:before="0" w:after="120"/>
+        <w:spacing w:lineRule="auto" w:line="240" w:before="0" w:after="340"/>
         <w:rPr/>
       </w:pPr>
       <w:r>
@@ -1151,7 +1151,7 @@
       <w:pPr>
         <w:pStyle w:val="BodyText"/>
         <w:bidi w:val="0"/>
-        <w:spacing w:lineRule="auto" w:line="360" w:before="0" w:after="120"/>
+        <w:spacing w:lineRule="auto" w:line="240" w:before="0" w:after="340"/>
         <w:rPr/>
       </w:pPr>
       <w:r>
@@ -1163,7 +1163,7 @@
       <w:pPr>
         <w:pStyle w:val="BodyText"/>
         <w:bidi w:val="0"/>
-        <w:spacing w:lineRule="auto" w:line="360" w:before="0" w:after="120"/>
+        <w:spacing w:lineRule="auto" w:line="240" w:before="0" w:after="340"/>
         <w:rPr/>
       </w:pPr>
       <w:r>
@@ -1175,7 +1175,7 @@
       <w:pPr>
         <w:pStyle w:val="BodyText"/>
         <w:bidi w:val="0"/>
-        <w:spacing w:lineRule="auto" w:line="360" w:before="0" w:after="120"/>
+        <w:spacing w:lineRule="auto" w:line="240" w:before="0" w:after="340"/>
         <w:rPr/>
       </w:pPr>
       <w:r>
@@ -1187,7 +1187,7 @@
       <w:pPr>
         <w:pStyle w:val="BodyText"/>
         <w:bidi w:val="0"/>
-        <w:spacing w:lineRule="auto" w:line="360" w:before="0" w:after="120"/>
+        <w:spacing w:lineRule="auto" w:line="240" w:before="0" w:after="340"/>
         <w:rPr/>
       </w:pPr>
       <w:r>
@@ -1199,7 +1199,7 @@
       <w:pPr>
         <w:pStyle w:val="BodyText"/>
         <w:bidi w:val="0"/>
-        <w:spacing w:lineRule="auto" w:line="360" w:before="0" w:after="120"/>
+        <w:spacing w:lineRule="auto" w:line="240" w:before="0" w:after="340"/>
         <w:rPr/>
       </w:pPr>
       <w:r>
@@ -1211,7 +1211,7 @@
       <w:pPr>
         <w:pStyle w:val="BodyText"/>
         <w:bidi w:val="0"/>
-        <w:spacing w:lineRule="auto" w:line="360" w:before="0" w:after="120"/>
+        <w:spacing w:lineRule="auto" w:line="240" w:before="0" w:after="340"/>
         <w:rPr/>
       </w:pPr>
       <w:r>
@@ -1223,7 +1223,7 @@
       <w:pPr>
         <w:pStyle w:val="BodyText"/>
         <w:bidi w:val="0"/>
-        <w:spacing w:lineRule="auto" w:line="360" w:before="0" w:after="120"/>
+        <w:spacing w:lineRule="auto" w:line="240" w:before="0" w:after="340"/>
         <w:rPr/>
       </w:pPr>
       <w:r>
@@ -1235,7 +1235,7 @@
       <w:pPr>
         <w:pStyle w:val="BodyText"/>
         <w:bidi w:val="0"/>
-        <w:spacing w:lineRule="auto" w:line="360" w:before="0" w:after="120"/>
+        <w:spacing w:lineRule="auto" w:line="240" w:before="0" w:after="340"/>
         <w:rPr/>
       </w:pPr>
       <w:r>
@@ -1247,7 +1247,7 @@
       <w:pPr>
         <w:pStyle w:val="BodyText"/>
         <w:bidi w:val="0"/>
-        <w:spacing w:lineRule="auto" w:line="360" w:before="0" w:after="120"/>
+        <w:spacing w:lineRule="auto" w:line="240" w:before="0" w:after="340"/>
         <w:rPr/>
       </w:pPr>
       <w:r>
@@ -1273,7 +1273,7 @@
       <w:pPr>
         <w:pStyle w:val="BodyText"/>
         <w:bidi w:val="0"/>
-        <w:spacing w:lineRule="auto" w:line="360" w:before="0" w:after="120"/>
+        <w:spacing w:lineRule="auto" w:line="240" w:before="0" w:after="340"/>
         <w:rPr/>
       </w:pPr>
       <w:r>
@@ -1285,7 +1285,7 @@
       <w:pPr>
         <w:pStyle w:val="BodyText"/>
         <w:bidi w:val="0"/>
-        <w:spacing w:lineRule="auto" w:line="360" w:before="0" w:after="120"/>
+        <w:spacing w:lineRule="auto" w:line="240" w:before="0" w:after="340"/>
         <w:rPr/>
       </w:pPr>
       <w:r>
@@ -1297,7 +1297,7 @@
       <w:pPr>
         <w:pStyle w:val="BodyText"/>
         <w:bidi w:val="0"/>
-        <w:spacing w:lineRule="auto" w:line="360" w:before="0" w:after="120"/>
+        <w:spacing w:lineRule="auto" w:line="240" w:before="0" w:after="340"/>
         <w:rPr/>
       </w:pPr>
       <w:r>
@@ -1309,7 +1309,7 @@
       <w:pPr>
         <w:pStyle w:val="BodyText"/>
         <w:bidi w:val="0"/>
-        <w:spacing w:lineRule="auto" w:line="360" w:before="0" w:after="120"/>
+        <w:spacing w:lineRule="auto" w:line="240" w:before="0" w:after="340"/>
         <w:rPr/>
       </w:pPr>
       <w:r>
@@ -1321,7 +1321,7 @@
       <w:pPr>
         <w:pStyle w:val="BodyText"/>
         <w:bidi w:val="0"/>
-        <w:spacing w:lineRule="auto" w:line="360" w:before="0" w:after="120"/>
+        <w:spacing w:lineRule="auto" w:line="240" w:before="0" w:after="340"/>
         <w:rPr/>
       </w:pPr>
       <w:r>
@@ -1333,7 +1333,7 @@
       <w:pPr>
         <w:pStyle w:val="BodyText"/>
         <w:bidi w:val="0"/>
-        <w:spacing w:lineRule="auto" w:line="360" w:before="0" w:after="120"/>
+        <w:spacing w:lineRule="auto" w:line="240" w:before="0" w:after="340"/>
         <w:rPr/>
       </w:pPr>
       <w:r>
@@ -1345,7 +1345,7 @@
       <w:pPr>
         <w:pStyle w:val="BodyText"/>
         <w:bidi w:val="0"/>
-        <w:spacing w:lineRule="auto" w:line="360" w:before="0" w:after="120"/>
+        <w:spacing w:lineRule="auto" w:line="240" w:before="0" w:after="340"/>
         <w:rPr/>
       </w:pPr>
       <w:r>
@@ -1357,7 +1357,7 @@
       <w:pPr>
         <w:pStyle w:val="BodyText"/>
         <w:bidi w:val="0"/>
-        <w:spacing w:lineRule="auto" w:line="360" w:before="0" w:after="120"/>
+        <w:spacing w:lineRule="auto" w:line="240" w:before="0" w:after="340"/>
         <w:rPr/>
       </w:pPr>
       <w:r>
@@ -1369,7 +1369,7 @@
       <w:pPr>
         <w:pStyle w:val="BodyText"/>
         <w:bidi w:val="0"/>
-        <w:spacing w:lineRule="auto" w:line="360" w:before="0" w:after="120"/>
+        <w:spacing w:lineRule="auto" w:line="240" w:before="0" w:after="340"/>
         <w:rPr/>
       </w:pPr>
       <w:r>
@@ -1381,7 +1381,7 @@
       <w:pPr>
         <w:pStyle w:val="BodyText"/>
         <w:bidi w:val="0"/>
-        <w:spacing w:lineRule="auto" w:line="360" w:before="0" w:after="120"/>
+        <w:spacing w:lineRule="auto" w:line="240" w:before="0" w:after="340"/>
         <w:rPr/>
       </w:pPr>
       <w:r>
@@ -1407,7 +1407,7 @@
       <w:pPr>
         <w:pStyle w:val="BodyText"/>
         <w:bidi w:val="0"/>
-        <w:spacing w:lineRule="auto" w:line="360" w:before="0" w:after="120"/>
+        <w:spacing w:lineRule="auto" w:line="240" w:before="0" w:after="340"/>
         <w:rPr/>
       </w:pPr>
       <w:r>
@@ -1419,7 +1419,7 @@
       <w:pPr>
         <w:pStyle w:val="BodyText"/>
         <w:bidi w:val="0"/>
-        <w:spacing w:lineRule="auto" w:line="360" w:before="0" w:after="120"/>
+        <w:spacing w:lineRule="auto" w:line="240" w:before="0" w:after="340"/>
         <w:rPr/>
       </w:pPr>
       <w:r>
@@ -1431,7 +1431,7 @@
       <w:pPr>
         <w:pStyle w:val="BodyText"/>
         <w:bidi w:val="0"/>
-        <w:spacing w:lineRule="auto" w:line="360" w:before="0" w:after="120"/>
+        <w:spacing w:lineRule="auto" w:line="240" w:before="0" w:after="340"/>
         <w:rPr/>
       </w:pPr>
       <w:r>
@@ -1457,7 +1457,7 @@
       <w:pPr>
         <w:pStyle w:val="BodyText"/>
         <w:bidi w:val="0"/>
-        <w:spacing w:lineRule="auto" w:line="360" w:before="0" w:after="120"/>
+        <w:spacing w:lineRule="auto" w:line="240" w:before="0" w:after="340"/>
         <w:rPr/>
       </w:pPr>
       <w:r>
@@ -1469,7 +1469,7 @@
       <w:pPr>
         <w:pStyle w:val="BodyText"/>
         <w:bidi w:val="0"/>
-        <w:spacing w:lineRule="auto" w:line="360" w:before="0" w:after="120"/>
+        <w:spacing w:lineRule="auto" w:line="240" w:before="0" w:after="340"/>
         <w:rPr/>
       </w:pPr>
       <w:r>
@@ -1481,7 +1481,7 @@
       <w:pPr>
         <w:pStyle w:val="BodyText"/>
         <w:bidi w:val="0"/>
-        <w:spacing w:lineRule="auto" w:line="360" w:before="0" w:after="120"/>
+        <w:spacing w:lineRule="auto" w:line="240" w:before="0" w:after="340"/>
         <w:rPr/>
       </w:pPr>
       <w:r>
@@ -1493,7 +1493,7 @@
       <w:pPr>
         <w:pStyle w:val="BodyText"/>
         <w:bidi w:val="0"/>
-        <w:spacing w:lineRule="auto" w:line="360" w:before="0" w:after="120"/>
+        <w:spacing w:lineRule="auto" w:line="240" w:before="0" w:after="340"/>
         <w:rPr/>
       </w:pPr>
       <w:r>
@@ -1505,7 +1505,7 @@
       <w:pPr>
         <w:pStyle w:val="BodyText"/>
         <w:bidi w:val="0"/>
-        <w:spacing w:lineRule="auto" w:line="360" w:before="0" w:after="120"/>
+        <w:spacing w:lineRule="auto" w:line="240" w:before="0" w:after="340"/>
         <w:rPr/>
       </w:pPr>
       <w:r>
@@ -1517,7 +1517,7 @@
       <w:pPr>
         <w:pStyle w:val="BodyText"/>
         <w:bidi w:val="0"/>
-        <w:spacing w:lineRule="auto" w:line="360" w:before="0" w:after="120"/>
+        <w:spacing w:lineRule="auto" w:line="240" w:before="0" w:after="340"/>
         <w:rPr/>
       </w:pPr>
       <w:r>
@@ -1529,7 +1529,7 @@
       <w:pPr>
         <w:pStyle w:val="BodyText"/>
         <w:bidi w:val="0"/>
-        <w:spacing w:lineRule="auto" w:line="360" w:before="0" w:after="120"/>
+        <w:spacing w:lineRule="auto" w:line="240" w:before="0" w:after="340"/>
         <w:rPr/>
       </w:pPr>
       <w:r>
@@ -1541,7 +1541,7 @@
       <w:pPr>
         <w:pStyle w:val="BodyText"/>
         <w:bidi w:val="0"/>
-        <w:spacing w:lineRule="auto" w:line="360" w:before="0" w:after="120"/>
+        <w:spacing w:lineRule="auto" w:line="240" w:before="0" w:after="340"/>
         <w:rPr/>
       </w:pPr>
       <w:r>
@@ -1553,7 +1553,7 @@
       <w:pPr>
         <w:pStyle w:val="BodyText"/>
         <w:bidi w:val="0"/>
-        <w:spacing w:lineRule="auto" w:line="360" w:before="0" w:after="120"/>
+        <w:spacing w:lineRule="auto" w:line="240" w:before="0" w:after="340"/>
         <w:rPr/>
       </w:pPr>
       <w:r>
@@ -1565,7 +1565,7 @@
       <w:pPr>
         <w:pStyle w:val="BodyText"/>
         <w:bidi w:val="0"/>
-        <w:spacing w:lineRule="auto" w:line="360" w:before="0" w:after="120"/>
+        <w:spacing w:lineRule="auto" w:line="240" w:before="0" w:after="340"/>
         <w:rPr/>
       </w:pPr>
       <w:r>
@@ -1577,7 +1577,7 @@
       <w:pPr>
         <w:pStyle w:val="BodyText"/>
         <w:bidi w:val="0"/>
-        <w:spacing w:lineRule="auto" w:line="360" w:before="0" w:after="120"/>
+        <w:spacing w:lineRule="auto" w:line="240" w:before="0" w:after="340"/>
         <w:rPr/>
       </w:pPr>
       <w:r>
@@ -1589,7 +1589,7 @@
       <w:pPr>
         <w:pStyle w:val="BodyText"/>
         <w:bidi w:val="0"/>
-        <w:spacing w:lineRule="auto" w:line="360" w:before="0" w:after="120"/>
+        <w:spacing w:lineRule="auto" w:line="240" w:before="0" w:after="340"/>
         <w:rPr/>
       </w:pPr>
       <w:r>
@@ -1601,7 +1601,7 @@
       <w:pPr>
         <w:pStyle w:val="BodyText"/>
         <w:bidi w:val="0"/>
-        <w:spacing w:lineRule="auto" w:line="360" w:before="0" w:after="120"/>
+        <w:spacing w:lineRule="auto" w:line="240" w:before="0" w:after="340"/>
         <w:rPr/>
       </w:pPr>
       <w:r>
@@ -1613,7 +1613,7 @@
       <w:pPr>
         <w:pStyle w:val="BodyText"/>
         <w:bidi w:val="0"/>
-        <w:spacing w:lineRule="auto" w:line="360" w:before="0" w:after="120"/>
+        <w:spacing w:lineRule="auto" w:line="240" w:before="0" w:after="340"/>
         <w:rPr/>
       </w:pPr>
       <w:r>
@@ -1625,7 +1625,7 @@
       <w:pPr>
         <w:pStyle w:val="BodyText"/>
         <w:bidi w:val="0"/>
-        <w:spacing w:lineRule="auto" w:line="360" w:before="0" w:after="120"/>
+        <w:spacing w:lineRule="auto" w:line="240" w:before="0" w:after="340"/>
         <w:rPr/>
       </w:pPr>
       <w:r>
@@ -1637,7 +1637,7 @@
       <w:pPr>
         <w:pStyle w:val="BodyText"/>
         <w:bidi w:val="0"/>
-        <w:spacing w:lineRule="auto" w:line="360" w:before="0" w:after="120"/>
+        <w:spacing w:lineRule="auto" w:line="240" w:before="0" w:after="340"/>
         <w:rPr/>
       </w:pPr>
       <w:r>
@@ -1649,7 +1649,7 @@
       <w:pPr>
         <w:pStyle w:val="BodyText"/>
         <w:bidi w:val="0"/>
-        <w:spacing w:lineRule="auto" w:line="360" w:before="0" w:after="120"/>
+        <w:spacing w:lineRule="auto" w:line="240" w:before="0" w:after="340"/>
         <w:rPr/>
       </w:pPr>
       <w:r>
@@ -1661,7 +1661,7 @@
       <w:pPr>
         <w:pStyle w:val="BodyText"/>
         <w:bidi w:val="0"/>
-        <w:spacing w:lineRule="auto" w:line="360" w:before="0" w:after="120"/>
+        <w:spacing w:lineRule="auto" w:line="240" w:before="0" w:after="340"/>
         <w:rPr/>
       </w:pPr>
       <w:r>
@@ -1673,7 +1673,7 @@
       <w:pPr>
         <w:pStyle w:val="BodyText"/>
         <w:bidi w:val="0"/>
-        <w:spacing w:lineRule="auto" w:line="360" w:before="0" w:after="120"/>
+        <w:spacing w:lineRule="auto" w:line="240" w:before="0" w:after="340"/>
         <w:rPr/>
       </w:pPr>
       <w:r>
@@ -1685,7 +1685,7 @@
       <w:pPr>
         <w:pStyle w:val="BodyText"/>
         <w:bidi w:val="0"/>
-        <w:spacing w:lineRule="auto" w:line="360" w:before="0" w:after="120"/>
+        <w:spacing w:lineRule="auto" w:line="240" w:before="0" w:after="340"/>
         <w:rPr/>
       </w:pPr>
       <w:r>
@@ -1711,7 +1711,7 @@
       <w:pPr>
         <w:pStyle w:val="BodyText"/>
         <w:bidi w:val="0"/>
-        <w:spacing w:lineRule="auto" w:line="360" w:before="0" w:after="120"/>
+        <w:spacing w:lineRule="auto" w:line="240" w:before="0" w:after="340"/>
         <w:rPr/>
       </w:pPr>
       <w:r>
@@ -1723,7 +1723,7 @@
       <w:pPr>
         <w:pStyle w:val="BodyText"/>
         <w:bidi w:val="0"/>
-        <w:spacing w:lineRule="auto" w:line="360" w:before="0" w:after="120"/>
+        <w:spacing w:lineRule="auto" w:line="240" w:before="0" w:after="340"/>
         <w:rPr/>
       </w:pPr>
       <w:r>
@@ -1735,7 +1735,7 @@
       <w:pPr>
         <w:pStyle w:val="BodyText"/>
         <w:bidi w:val="0"/>
-        <w:spacing w:lineRule="auto" w:line="360" w:before="0" w:after="120"/>
+        <w:spacing w:lineRule="auto" w:line="240" w:before="0" w:after="340"/>
         <w:rPr/>
       </w:pPr>
       <w:r>
@@ -1747,7 +1747,7 @@
       <w:pPr>
         <w:pStyle w:val="BodyText"/>
         <w:bidi w:val="0"/>
-        <w:spacing w:lineRule="auto" w:line="360" w:before="0" w:after="120"/>
+        <w:spacing w:lineRule="auto" w:line="240" w:before="0" w:after="340"/>
         <w:rPr/>
       </w:pPr>
       <w:r>
@@ -1759,7 +1759,7 @@
       <w:pPr>
         <w:pStyle w:val="BodyText"/>
         <w:bidi w:val="0"/>
-        <w:spacing w:lineRule="auto" w:line="360" w:before="0" w:after="120"/>
+        <w:spacing w:lineRule="auto" w:line="240" w:before="0" w:after="340"/>
         <w:rPr/>
       </w:pPr>
       <w:r>
@@ -1771,7 +1771,7 @@
       <w:pPr>
         <w:pStyle w:val="BodyText"/>
         <w:bidi w:val="0"/>
-        <w:spacing w:lineRule="auto" w:line="360" w:before="0" w:after="120"/>
+        <w:spacing w:lineRule="auto" w:line="240" w:before="0" w:after="340"/>
         <w:rPr/>
       </w:pPr>
       <w:r>
@@ -1783,7 +1783,7 @@
       <w:pPr>
         <w:pStyle w:val="BodyText"/>
         <w:bidi w:val="0"/>
-        <w:spacing w:lineRule="auto" w:line="360" w:before="0" w:after="120"/>
+        <w:spacing w:lineRule="auto" w:line="240" w:before="0" w:after="340"/>
         <w:rPr/>
       </w:pPr>
       <w:r>
@@ -1795,7 +1795,7 @@
       <w:pPr>
         <w:pStyle w:val="BodyText"/>
         <w:bidi w:val="0"/>
-        <w:spacing w:lineRule="auto" w:line="360" w:before="0" w:after="120"/>
+        <w:spacing w:lineRule="auto" w:line="240" w:before="0" w:after="340"/>
         <w:rPr/>
       </w:pPr>
       <w:r>
@@ -1807,7 +1807,7 @@
       <w:pPr>
         <w:pStyle w:val="BodyText"/>
         <w:bidi w:val="0"/>
-        <w:spacing w:lineRule="auto" w:line="360" w:before="0" w:after="120"/>
+        <w:spacing w:lineRule="auto" w:line="240" w:before="0" w:after="340"/>
         <w:rPr/>
       </w:pPr>
       <w:r>
@@ -1819,7 +1819,7 @@
       <w:pPr>
         <w:pStyle w:val="BodyText"/>
         <w:bidi w:val="0"/>
-        <w:spacing w:lineRule="auto" w:line="360" w:before="0" w:after="120"/>
+        <w:spacing w:lineRule="auto" w:line="240" w:before="0" w:after="340"/>
         <w:rPr/>
       </w:pPr>
       <w:r>
@@ -1831,7 +1831,7 @@
       <w:pPr>
         <w:pStyle w:val="BodyText"/>
         <w:bidi w:val="0"/>
-        <w:spacing w:lineRule="auto" w:line="360" w:before="0" w:after="120"/>
+        <w:spacing w:lineRule="auto" w:line="240" w:before="0" w:after="340"/>
         <w:rPr/>
       </w:pPr>
       <w:r>
@@ -1843,7 +1843,7 @@
       <w:pPr>
         <w:pStyle w:val="BodyText"/>
         <w:bidi w:val="0"/>
-        <w:spacing w:lineRule="auto" w:line="360" w:before="0" w:after="120"/>
+        <w:spacing w:lineRule="auto" w:line="240" w:before="0" w:after="340"/>
         <w:rPr/>
       </w:pPr>
       <w:r>
@@ -1855,7 +1855,7 @@
       <w:pPr>
         <w:pStyle w:val="BodyText"/>
         <w:bidi w:val="0"/>
-        <w:spacing w:lineRule="auto" w:line="360" w:before="0" w:after="120"/>
+        <w:spacing w:lineRule="auto" w:line="240" w:before="0" w:after="340"/>
         <w:rPr/>
       </w:pPr>
       <w:r>
@@ -1867,7 +1867,7 @@
       <w:pPr>
         <w:pStyle w:val="BodyText"/>
         <w:bidi w:val="0"/>
-        <w:spacing w:lineRule="auto" w:line="360" w:before="0" w:after="120"/>
+        <w:spacing w:lineRule="auto" w:line="240" w:before="0" w:after="340"/>
         <w:rPr/>
       </w:pPr>
       <w:r>
@@ -1879,7 +1879,7 @@
       <w:pPr>
         <w:pStyle w:val="BodyText"/>
         <w:bidi w:val="0"/>
-        <w:spacing w:lineRule="auto" w:line="360" w:before="0" w:after="120"/>
+        <w:spacing w:lineRule="auto" w:line="240" w:before="0" w:after="340"/>
         <w:rPr/>
       </w:pPr>
       <w:r>
@@ -1891,7 +1891,7 @@
       <w:pPr>
         <w:pStyle w:val="BodyText"/>
         <w:bidi w:val="0"/>
-        <w:spacing w:lineRule="auto" w:line="360" w:before="0" w:after="120"/>
+        <w:spacing w:lineRule="auto" w:line="240" w:before="0" w:after="340"/>
         <w:rPr/>
       </w:pPr>
       <w:r>
@@ -1903,7 +1903,7 @@
       <w:pPr>
         <w:pStyle w:val="BodyText"/>
         <w:bidi w:val="0"/>
-        <w:spacing w:lineRule="auto" w:line="360" w:before="0" w:after="120"/>
+        <w:spacing w:lineRule="auto" w:line="240" w:before="0" w:after="340"/>
         <w:rPr/>
       </w:pPr>
       <w:r>
@@ -1915,7 +1915,7 @@
       <w:pPr>
         <w:pStyle w:val="BodyText"/>
         <w:bidi w:val="0"/>
-        <w:spacing w:lineRule="auto" w:line="360" w:before="0" w:after="120"/>
+        <w:spacing w:lineRule="auto" w:line="240" w:before="0" w:after="340"/>
         <w:rPr/>
       </w:pPr>
       <w:r>
@@ -1927,7 +1927,7 @@
       <w:pPr>
         <w:pStyle w:val="BodyText"/>
         <w:bidi w:val="0"/>
-        <w:spacing w:lineRule="auto" w:line="360" w:before="0" w:after="120"/>
+        <w:spacing w:lineRule="auto" w:line="240" w:before="0" w:after="340"/>
         <w:rPr/>
       </w:pPr>
       <w:r>
@@ -1953,7 +1953,7 @@
       <w:pPr>
         <w:pStyle w:val="BodyText"/>
         <w:bidi w:val="0"/>
-        <w:spacing w:lineRule="auto" w:line="360" w:before="0" w:after="120"/>
+        <w:spacing w:lineRule="auto" w:line="240" w:before="0" w:after="340"/>
         <w:rPr/>
       </w:pPr>
       <w:r>
@@ -1965,7 +1965,7 @@
       <w:pPr>
         <w:pStyle w:val="BodyText"/>
         <w:bidi w:val="0"/>
-        <w:spacing w:lineRule="auto" w:line="360" w:before="0" w:after="120"/>
+        <w:spacing w:lineRule="auto" w:line="240" w:before="0" w:after="340"/>
         <w:rPr/>
       </w:pPr>
       <w:r>
@@ -1977,7 +1977,7 @@
       <w:pPr>
         <w:pStyle w:val="BodyText"/>
         <w:bidi w:val="0"/>
-        <w:spacing w:lineRule="auto" w:line="360" w:before="0" w:after="120"/>
+        <w:spacing w:lineRule="auto" w:line="240" w:before="0" w:after="340"/>
         <w:rPr/>
       </w:pPr>
       <w:r>
@@ -1989,7 +1989,7 @@
       <w:pPr>
         <w:pStyle w:val="BodyText"/>
         <w:bidi w:val="0"/>
-        <w:spacing w:lineRule="auto" w:line="360" w:before="0" w:after="120"/>
+        <w:spacing w:lineRule="auto" w:line="240" w:before="0" w:after="340"/>
         <w:rPr/>
       </w:pPr>
       <w:r>
@@ -2001,7 +2001,7 @@
       <w:pPr>
         <w:pStyle w:val="BodyText"/>
         <w:bidi w:val="0"/>
-        <w:spacing w:lineRule="auto" w:line="360" w:before="0" w:after="120"/>
+        <w:spacing w:lineRule="auto" w:line="240" w:before="0" w:after="340"/>
         <w:rPr/>
       </w:pPr>
       <w:r>
@@ -2013,7 +2013,7 @@
       <w:pPr>
         <w:pStyle w:val="BodyText"/>
         <w:bidi w:val="0"/>
-        <w:spacing w:lineRule="auto" w:line="360" w:before="0" w:after="120"/>
+        <w:spacing w:lineRule="auto" w:line="240" w:before="0" w:after="340"/>
         <w:rPr/>
       </w:pPr>
       <w:r>
@@ -2025,7 +2025,7 @@
       <w:pPr>
         <w:pStyle w:val="BodyText"/>
         <w:bidi w:val="0"/>
-        <w:spacing w:lineRule="auto" w:line="360" w:before="0" w:after="120"/>
+        <w:spacing w:lineRule="auto" w:line="240" w:before="0" w:after="340"/>
         <w:rPr/>
       </w:pPr>
       <w:r>
@@ -2037,7 +2037,7 @@
       <w:pPr>
         <w:pStyle w:val="BodyText"/>
         <w:bidi w:val="0"/>
-        <w:spacing w:lineRule="auto" w:line="360" w:before="0" w:after="120"/>
+        <w:spacing w:lineRule="auto" w:line="240" w:before="0" w:after="340"/>
         <w:rPr/>
       </w:pPr>
       <w:r>
@@ -2049,7 +2049,7 @@
       <w:pPr>
         <w:pStyle w:val="BodyText"/>
         <w:bidi w:val="0"/>
-        <w:spacing w:lineRule="auto" w:line="360" w:before="0" w:after="120"/>
+        <w:spacing w:lineRule="auto" w:line="240" w:before="0" w:after="340"/>
         <w:rPr/>
       </w:pPr>
       <w:r>
@@ -2061,7 +2061,7 @@
       <w:pPr>
         <w:pStyle w:val="BodyText"/>
         <w:bidi w:val="0"/>
-        <w:spacing w:lineRule="auto" w:line="360" w:before="0" w:after="120"/>
+        <w:spacing w:lineRule="auto" w:line="240" w:before="0" w:after="340"/>
         <w:rPr/>
       </w:pPr>
       <w:r>
@@ -2073,7 +2073,7 @@
       <w:pPr>
         <w:pStyle w:val="BodyText"/>
         <w:bidi w:val="0"/>
-        <w:spacing w:lineRule="auto" w:line="360" w:before="0" w:after="120"/>
+        <w:spacing w:lineRule="auto" w:line="240" w:before="0" w:after="340"/>
         <w:rPr/>
       </w:pPr>
       <w:r>
@@ -2085,7 +2085,7 @@
       <w:pPr>
         <w:pStyle w:val="BodyText"/>
         <w:bidi w:val="0"/>
-        <w:spacing w:lineRule="auto" w:line="360" w:before="0" w:after="120"/>
+        <w:spacing w:lineRule="auto" w:line="240" w:before="0" w:after="340"/>
         <w:rPr/>
       </w:pPr>
       <w:r>
@@ -2097,7 +2097,7 @@
       <w:pPr>
         <w:pStyle w:val="BodyText"/>
         <w:bidi w:val="0"/>
-        <w:spacing w:lineRule="auto" w:line="360" w:before="0" w:after="120"/>
+        <w:spacing w:lineRule="auto" w:line="240" w:before="0" w:after="340"/>
         <w:rPr/>
       </w:pPr>
       <w:r>
@@ -2109,7 +2109,7 @@
       <w:pPr>
         <w:pStyle w:val="BodyText"/>
         <w:bidi w:val="0"/>
-        <w:spacing w:lineRule="auto" w:line="360" w:before="0" w:after="120"/>
+        <w:spacing w:lineRule="auto" w:line="240" w:before="0" w:after="340"/>
         <w:rPr/>
       </w:pPr>
       <w:r>
@@ -2121,7 +2121,7 @@
       <w:pPr>
         <w:pStyle w:val="BodyText"/>
         <w:bidi w:val="0"/>
-        <w:spacing w:lineRule="auto" w:line="360" w:before="0" w:after="120"/>
+        <w:spacing w:lineRule="auto" w:line="240" w:before="0" w:after="340"/>
         <w:rPr/>
       </w:pPr>
       <w:r>
@@ -2133,7 +2133,7 @@
       <w:pPr>
         <w:pStyle w:val="BodyText"/>
         <w:bidi w:val="0"/>
-        <w:spacing w:lineRule="auto" w:line="360" w:before="0" w:after="120"/>
+        <w:spacing w:lineRule="auto" w:line="240" w:before="0" w:after="340"/>
         <w:rPr/>
       </w:pPr>
       <w:r>
@@ -2145,7 +2145,7 @@
       <w:pPr>
         <w:pStyle w:val="BodyText"/>
         <w:bidi w:val="0"/>
-        <w:spacing w:lineRule="auto" w:line="360" w:before="0" w:after="120"/>
+        <w:spacing w:lineRule="auto" w:line="240" w:before="0" w:after="340"/>
         <w:rPr/>
       </w:pPr>
       <w:r>
@@ -2157,7 +2157,7 @@
       <w:pPr>
         <w:pStyle w:val="BodyText"/>
         <w:bidi w:val="0"/>
-        <w:spacing w:lineRule="auto" w:line="360" w:before="0" w:after="120"/>
+        <w:spacing w:lineRule="auto" w:line="240" w:before="0" w:after="340"/>
         <w:rPr/>
       </w:pPr>
       <w:r>
@@ -2169,7 +2169,7 @@
       <w:pPr>
         <w:pStyle w:val="BodyText"/>
         <w:bidi w:val="0"/>
-        <w:spacing w:lineRule="auto" w:line="360" w:before="0" w:after="120"/>
+        <w:spacing w:lineRule="auto" w:line="240" w:before="0" w:after="340"/>
         <w:rPr/>
       </w:pPr>
       <w:r>
@@ -2181,7 +2181,7 @@
       <w:pPr>
         <w:pStyle w:val="BodyText"/>
         <w:bidi w:val="0"/>
-        <w:spacing w:lineRule="auto" w:line="360" w:before="0" w:after="120"/>
+        <w:spacing w:lineRule="auto" w:line="240" w:before="0" w:after="340"/>
         <w:rPr/>
       </w:pPr>
       <w:r>
@@ -2207,7 +2207,7 @@
       <w:pPr>
         <w:pStyle w:val="BodyText"/>
         <w:bidi w:val="0"/>
-        <w:spacing w:lineRule="auto" w:line="360" w:before="0" w:after="120"/>
+        <w:spacing w:lineRule="auto" w:line="240" w:before="0" w:after="340"/>
         <w:rPr/>
       </w:pPr>
       <w:r>
@@ -2219,7 +2219,7 @@
       <w:pPr>
         <w:pStyle w:val="BodyText"/>
         <w:bidi w:val="0"/>
-        <w:spacing w:lineRule="auto" w:line="360" w:before="0" w:after="120"/>
+        <w:spacing w:lineRule="auto" w:line="240" w:before="0" w:after="340"/>
         <w:rPr/>
       </w:pPr>
       <w:r>
@@ -2231,7 +2231,7 @@
       <w:pPr>
         <w:pStyle w:val="BodyText"/>
         <w:bidi w:val="0"/>
-        <w:spacing w:lineRule="auto" w:line="360" w:before="0" w:after="120"/>
+        <w:spacing w:lineRule="auto" w:line="240" w:before="0" w:after="340"/>
         <w:rPr/>
       </w:pPr>
       <w:r>
@@ -2243,7 +2243,7 @@
       <w:pPr>
         <w:pStyle w:val="BodyText"/>
         <w:bidi w:val="0"/>
-        <w:spacing w:lineRule="auto" w:line="360" w:before="0" w:after="120"/>
+        <w:spacing w:lineRule="auto" w:line="240" w:before="0" w:after="340"/>
         <w:rPr/>
       </w:pPr>
       <w:r>
@@ -2255,7 +2255,7 @@
       <w:pPr>
         <w:pStyle w:val="BodyText"/>
         <w:bidi w:val="0"/>
-        <w:spacing w:lineRule="auto" w:line="360" w:before="0" w:after="120"/>
+        <w:spacing w:lineRule="auto" w:line="240" w:before="0" w:after="340"/>
         <w:rPr/>
       </w:pPr>
       <w:r>
@@ -2267,7 +2267,7 @@
       <w:pPr>
         <w:pStyle w:val="BodyText"/>
         <w:bidi w:val="0"/>
-        <w:spacing w:lineRule="auto" w:line="360" w:before="0" w:after="120"/>
+        <w:spacing w:lineRule="auto" w:line="240" w:before="0" w:after="340"/>
         <w:rPr/>
       </w:pPr>
       <w:r>
@@ -2279,7 +2279,7 @@
       <w:pPr>
         <w:pStyle w:val="BodyText"/>
         <w:bidi w:val="0"/>
-        <w:spacing w:lineRule="auto" w:line="360" w:before="0" w:after="120"/>
+        <w:spacing w:lineRule="auto" w:line="240" w:before="0" w:after="340"/>
         <w:rPr/>
       </w:pPr>
       <w:r>
@@ -2291,7 +2291,7 @@
       <w:pPr>
         <w:pStyle w:val="BodyText"/>
         <w:bidi w:val="0"/>
-        <w:spacing w:lineRule="auto" w:line="360" w:before="0" w:after="120"/>
+        <w:spacing w:lineRule="auto" w:line="240" w:before="0" w:after="340"/>
         <w:rPr/>
       </w:pPr>
       <w:r>
@@ -2303,7 +2303,7 @@
       <w:pPr>
         <w:pStyle w:val="BodyText"/>
         <w:bidi w:val="0"/>
-        <w:spacing w:lineRule="auto" w:line="360" w:before="0" w:after="120"/>
+        <w:spacing w:lineRule="auto" w:line="240" w:before="0" w:after="340"/>
         <w:rPr/>
       </w:pPr>
       <w:r>
@@ -2315,7 +2315,7 @@
       <w:pPr>
         <w:pStyle w:val="BodyText"/>
         <w:bidi w:val="0"/>
-        <w:spacing w:lineRule="auto" w:line="360" w:before="0" w:after="120"/>
+        <w:spacing w:lineRule="auto" w:line="240" w:before="0" w:after="340"/>
         <w:rPr/>
       </w:pPr>
       <w:r>
@@ -2327,7 +2327,7 @@
       <w:pPr>
         <w:pStyle w:val="BodyText"/>
         <w:bidi w:val="0"/>
-        <w:spacing w:lineRule="auto" w:line="360" w:before="0" w:after="120"/>
+        <w:spacing w:lineRule="auto" w:line="240" w:before="0" w:after="340"/>
         <w:rPr/>
       </w:pPr>
       <w:r>
@@ -2339,7 +2339,7 @@
       <w:pPr>
         <w:pStyle w:val="BodyText"/>
         <w:bidi w:val="0"/>
-        <w:spacing w:lineRule="auto" w:line="360" w:before="0" w:after="120"/>
+        <w:spacing w:lineRule="auto" w:line="240" w:before="0" w:after="340"/>
         <w:rPr/>
       </w:pPr>
       <w:r>
@@ -2351,7 +2351,7 @@
       <w:pPr>
         <w:pStyle w:val="BodyText"/>
         <w:bidi w:val="0"/>
-        <w:spacing w:lineRule="auto" w:line="360" w:before="0" w:after="120"/>
+        <w:spacing w:lineRule="auto" w:line="240" w:before="0" w:after="340"/>
         <w:rPr/>
       </w:pPr>
       <w:r>
@@ -2363,7 +2363,7 @@
       <w:pPr>
         <w:pStyle w:val="BodyText"/>
         <w:bidi w:val="0"/>
-        <w:spacing w:lineRule="auto" w:line="360" w:before="0" w:after="120"/>
+        <w:spacing w:lineRule="auto" w:line="240" w:before="0" w:after="340"/>
         <w:rPr/>
       </w:pPr>
       <w:r>
@@ -2375,7 +2375,7 @@
       <w:pPr>
         <w:pStyle w:val="BodyText"/>
         <w:bidi w:val="0"/>
-        <w:spacing w:lineRule="auto" w:line="360" w:before="0" w:after="120"/>
+        <w:spacing w:lineRule="auto" w:line="240" w:before="0" w:after="340"/>
         <w:rPr/>
       </w:pPr>
       <w:r>
@@ -2387,7 +2387,7 @@
       <w:pPr>
         <w:pStyle w:val="BodyText"/>
         <w:bidi w:val="0"/>
-        <w:spacing w:lineRule="auto" w:line="360" w:before="0" w:after="120"/>
+        <w:spacing w:lineRule="auto" w:line="240" w:before="0" w:after="340"/>
         <w:rPr/>
       </w:pPr>
       <w:r>
@@ -2399,7 +2399,7 @@
       <w:pPr>
         <w:pStyle w:val="BodyText"/>
         <w:bidi w:val="0"/>
-        <w:spacing w:lineRule="auto" w:line="360" w:before="0" w:after="120"/>
+        <w:spacing w:lineRule="auto" w:line="240" w:before="0" w:after="340"/>
         <w:rPr/>
       </w:pPr>
       <w:r>
@@ -2411,7 +2411,7 @@
       <w:pPr>
         <w:pStyle w:val="BodyText"/>
         <w:bidi w:val="0"/>
-        <w:spacing w:lineRule="auto" w:line="360" w:before="0" w:after="120"/>
+        <w:spacing w:lineRule="auto" w:line="240" w:before="0" w:after="340"/>
         <w:rPr/>
       </w:pPr>
       <w:r>
@@ -2423,7 +2423,7 @@
       <w:pPr>
         <w:pStyle w:val="BodyText"/>
         <w:bidi w:val="0"/>
-        <w:spacing w:lineRule="auto" w:line="360" w:before="0" w:after="120"/>
+        <w:spacing w:lineRule="auto" w:line="240" w:before="0" w:after="340"/>
         <w:rPr/>
       </w:pPr>
       <w:r>
@@ -2435,7 +2435,7 @@
       <w:pPr>
         <w:pStyle w:val="BodyText"/>
         <w:bidi w:val="0"/>
-        <w:spacing w:lineRule="auto" w:line="360" w:before="0" w:after="120"/>
+        <w:spacing w:lineRule="auto" w:line="240" w:before="0" w:after="340"/>
         <w:rPr/>
       </w:pPr>
       <w:r>
@@ -2461,7 +2461,7 @@
       <w:pPr>
         <w:pStyle w:val="BodyText"/>
         <w:bidi w:val="0"/>
-        <w:spacing w:lineRule="auto" w:line="360" w:before="0" w:after="120"/>
+        <w:spacing w:lineRule="auto" w:line="240" w:before="0" w:after="340"/>
         <w:rPr/>
       </w:pPr>
       <w:r>
@@ -2473,7 +2473,7 @@
       <w:pPr>
         <w:pStyle w:val="BodyText"/>
         <w:bidi w:val="0"/>
-        <w:spacing w:lineRule="auto" w:line="360" w:before="0" w:after="120"/>
+        <w:spacing w:lineRule="auto" w:line="240" w:before="0" w:after="340"/>
         <w:rPr/>
       </w:pPr>
       <w:r>
@@ -2485,7 +2485,7 @@
       <w:pPr>
         <w:pStyle w:val="BodyText"/>
         <w:bidi w:val="0"/>
-        <w:spacing w:lineRule="auto" w:line="360" w:before="0" w:after="120"/>
+        <w:spacing w:lineRule="auto" w:line="240" w:before="0" w:after="340"/>
         <w:rPr/>
       </w:pPr>
       <w:r>
@@ -2497,7 +2497,7 @@
       <w:pPr>
         <w:pStyle w:val="BodyText"/>
         <w:bidi w:val="0"/>
-        <w:spacing w:lineRule="auto" w:line="360" w:before="0" w:after="120"/>
+        <w:spacing w:lineRule="auto" w:line="240" w:before="0" w:after="340"/>
         <w:rPr/>
       </w:pPr>
       <w:r>
@@ -2509,7 +2509,7 @@
       <w:pPr>
         <w:pStyle w:val="BodyText"/>
         <w:bidi w:val="0"/>
-        <w:spacing w:lineRule="auto" w:line="360" w:before="0" w:after="120"/>
+        <w:spacing w:lineRule="auto" w:line="240" w:before="0" w:after="340"/>
         <w:rPr/>
       </w:pPr>
       <w:r>
@@ -2521,7 +2521,7 @@
       <w:pPr>
         <w:pStyle w:val="BodyText"/>
         <w:bidi w:val="0"/>
-        <w:spacing w:lineRule="auto" w:line="360" w:before="0" w:after="120"/>
+        <w:spacing w:lineRule="auto" w:line="240" w:before="0" w:after="340"/>
         <w:rPr/>
       </w:pPr>
       <w:r>
@@ -2533,7 +2533,7 @@
       <w:pPr>
         <w:pStyle w:val="BodyText"/>
         <w:bidi w:val="0"/>
-        <w:spacing w:lineRule="auto" w:line="360" w:before="0" w:after="120"/>
+        <w:spacing w:lineRule="auto" w:line="240" w:before="0" w:after="340"/>
         <w:rPr/>
       </w:pPr>
       <w:r>
@@ -2545,7 +2545,7 @@
       <w:pPr>
         <w:pStyle w:val="BodyText"/>
         <w:bidi w:val="0"/>
-        <w:spacing w:lineRule="auto" w:line="360" w:before="0" w:after="120"/>
+        <w:spacing w:lineRule="auto" w:line="240" w:before="0" w:after="340"/>
         <w:rPr/>
       </w:pPr>
       <w:r>
@@ -2557,7 +2557,7 @@
       <w:pPr>
         <w:pStyle w:val="BodyText"/>
         <w:bidi w:val="0"/>
-        <w:spacing w:lineRule="auto" w:line="360" w:before="0" w:after="120"/>
+        <w:spacing w:lineRule="auto" w:line="240" w:before="0" w:after="340"/>
         <w:rPr/>
       </w:pPr>
       <w:r>
@@ -2569,7 +2569,7 @@
       <w:pPr>
         <w:pStyle w:val="BodyText"/>
         <w:bidi w:val="0"/>
-        <w:spacing w:lineRule="auto" w:line="360" w:before="0" w:after="120"/>
+        <w:spacing w:lineRule="auto" w:line="240" w:before="0" w:after="340"/>
         <w:rPr/>
       </w:pPr>
       <w:r>
@@ -2581,7 +2581,7 @@
       <w:pPr>
         <w:pStyle w:val="BodyText"/>
         <w:bidi w:val="0"/>
-        <w:spacing w:lineRule="auto" w:line="360" w:before="0" w:after="120"/>
+        <w:spacing w:lineRule="auto" w:line="240" w:before="0" w:after="340"/>
         <w:rPr/>
       </w:pPr>
       <w:r>
@@ -2593,7 +2593,7 @@
       <w:pPr>
         <w:pStyle w:val="BodyText"/>
         <w:bidi w:val="0"/>
-        <w:spacing w:lineRule="auto" w:line="360" w:before="0" w:after="120"/>
+        <w:spacing w:lineRule="auto" w:line="240" w:before="0" w:after="340"/>
         <w:rPr/>
       </w:pPr>
       <w:r>
@@ -2605,7 +2605,7 @@
       <w:pPr>
         <w:pStyle w:val="BodyText"/>
         <w:bidi w:val="0"/>
-        <w:spacing w:lineRule="auto" w:line="360" w:before="0" w:after="120"/>
+        <w:spacing w:lineRule="auto" w:line="240" w:before="0" w:after="340"/>
         <w:rPr/>
       </w:pPr>
       <w:r>
@@ -2617,7 +2617,7 @@
       <w:pPr>
         <w:pStyle w:val="BodyText"/>
         <w:bidi w:val="0"/>
-        <w:spacing w:lineRule="auto" w:line="360" w:before="0" w:after="120"/>
+        <w:spacing w:lineRule="auto" w:line="240" w:before="0" w:after="340"/>
         <w:rPr/>
       </w:pPr>
       <w:r>
@@ -2629,7 +2629,7 @@
       <w:pPr>
         <w:pStyle w:val="BodyText"/>
         <w:bidi w:val="0"/>
-        <w:spacing w:lineRule="auto" w:line="360" w:before="0" w:after="120"/>
+        <w:spacing w:lineRule="auto" w:line="240" w:before="0" w:after="340"/>
         <w:rPr/>
       </w:pPr>
       <w:r>
@@ -2641,7 +2641,7 @@
       <w:pPr>
         <w:pStyle w:val="BodyText"/>
         <w:bidi w:val="0"/>
-        <w:spacing w:lineRule="auto" w:line="360" w:before="0" w:after="120"/>
+        <w:spacing w:lineRule="auto" w:line="240" w:before="0" w:after="340"/>
         <w:rPr/>
       </w:pPr>
       <w:r>
@@ -2667,7 +2667,7 @@
       <w:pPr>
         <w:pStyle w:val="BodyText"/>
         <w:bidi w:val="0"/>
-        <w:spacing w:lineRule="auto" w:line="360" w:before="0" w:after="120"/>
+        <w:spacing w:lineRule="auto" w:line="240" w:before="0" w:after="340"/>
         <w:rPr/>
       </w:pPr>
       <w:r>
@@ -2679,7 +2679,7 @@
       <w:pPr>
         <w:pStyle w:val="BodyText"/>
         <w:bidi w:val="0"/>
-        <w:spacing w:lineRule="auto" w:line="360" w:before="0" w:after="120"/>
+        <w:spacing w:lineRule="auto" w:line="240" w:before="0" w:after="340"/>
         <w:rPr/>
       </w:pPr>
       <w:r>
@@ -2705,7 +2705,7 @@
       <w:pPr>
         <w:pStyle w:val="BodyText"/>
         <w:bidi w:val="0"/>
-        <w:spacing w:lineRule="auto" w:line="360" w:before="0" w:after="120"/>
+        <w:spacing w:lineRule="auto" w:line="240" w:before="0" w:after="340"/>
         <w:rPr/>
       </w:pPr>
       <w:r>
@@ -2717,7 +2717,7 @@
       <w:pPr>
         <w:pStyle w:val="BodyText"/>
         <w:bidi w:val="0"/>
-        <w:spacing w:lineRule="auto" w:line="360" w:before="0" w:after="120"/>
+        <w:spacing w:lineRule="auto" w:line="240" w:before="0" w:after="340"/>
         <w:rPr/>
       </w:pPr>
       <w:r>
@@ -2729,7 +2729,7 @@
       <w:pPr>
         <w:pStyle w:val="BodyText"/>
         <w:bidi w:val="0"/>
-        <w:spacing w:lineRule="auto" w:line="360" w:before="0" w:after="120"/>
+        <w:spacing w:lineRule="auto" w:line="240" w:before="0" w:after="340"/>
         <w:rPr/>
       </w:pPr>
       <w:r>
@@ -2741,7 +2741,7 @@
       <w:pPr>
         <w:pStyle w:val="BodyText"/>
         <w:bidi w:val="0"/>
-        <w:spacing w:lineRule="auto" w:line="360" w:before="0" w:after="120"/>
+        <w:spacing w:lineRule="auto" w:line="240" w:before="0" w:after="340"/>
         <w:rPr/>
       </w:pPr>
       <w:r>
@@ -2753,7 +2753,7 @@
       <w:pPr>
         <w:pStyle w:val="BodyText"/>
         <w:bidi w:val="0"/>
-        <w:spacing w:lineRule="auto" w:line="360" w:before="0" w:after="120"/>
+        <w:spacing w:lineRule="auto" w:line="240" w:before="0" w:after="340"/>
         <w:rPr/>
       </w:pPr>
       <w:r>
@@ -2765,7 +2765,7 @@
       <w:pPr>
         <w:pStyle w:val="BodyText"/>
         <w:bidi w:val="0"/>
-        <w:spacing w:lineRule="auto" w:line="360" w:before="0" w:after="120"/>
+        <w:spacing w:lineRule="auto" w:line="240" w:before="0" w:after="340"/>
         <w:rPr/>
       </w:pPr>
       <w:r>
@@ -2777,7 +2777,7 @@
       <w:pPr>
         <w:pStyle w:val="BodyText"/>
         <w:bidi w:val="0"/>
-        <w:spacing w:lineRule="auto" w:line="360" w:before="0" w:after="120"/>
+        <w:spacing w:lineRule="auto" w:line="240" w:before="0" w:after="340"/>
         <w:rPr/>
       </w:pPr>
       <w:r>
@@ -2789,7 +2789,7 @@
       <w:pPr>
         <w:pStyle w:val="BodyText"/>
         <w:bidi w:val="0"/>
-        <w:spacing w:lineRule="auto" w:line="360" w:before="0" w:after="120"/>
+        <w:spacing w:lineRule="auto" w:line="240" w:before="0" w:after="340"/>
         <w:rPr/>
       </w:pPr>
       <w:r>
@@ -2801,7 +2801,7 @@
       <w:pPr>
         <w:pStyle w:val="BodyText"/>
         <w:bidi w:val="0"/>
-        <w:spacing w:lineRule="auto" w:line="360" w:before="0" w:after="120"/>
+        <w:spacing w:lineRule="auto" w:line="240" w:before="0" w:after="340"/>
         <w:rPr/>
       </w:pPr>
       <w:r>
@@ -2813,7 +2813,7 @@
       <w:pPr>
         <w:pStyle w:val="BodyText"/>
         <w:bidi w:val="0"/>
-        <w:spacing w:lineRule="auto" w:line="360" w:before="0" w:after="120"/>
+        <w:spacing w:lineRule="auto" w:line="240" w:before="0" w:after="340"/>
         <w:rPr/>
       </w:pPr>
       <w:r>
@@ -2825,7 +2825,7 @@
       <w:pPr>
         <w:pStyle w:val="BodyText"/>
         <w:bidi w:val="0"/>
-        <w:spacing w:lineRule="auto" w:line="360" w:before="0" w:after="120"/>
+        <w:spacing w:lineRule="auto" w:line="240" w:before="0" w:after="340"/>
         <w:rPr/>
       </w:pPr>
       <w:r>
@@ -2837,7 +2837,7 @@
       <w:pPr>
         <w:pStyle w:val="BodyText"/>
         <w:bidi w:val="0"/>
-        <w:spacing w:lineRule="auto" w:line="360" w:before="0" w:after="120"/>
+        <w:spacing w:lineRule="auto" w:line="240" w:before="0" w:after="340"/>
         <w:rPr/>
       </w:pPr>
       <w:r>
@@ -2849,7 +2849,7 @@
       <w:pPr>
         <w:pStyle w:val="BodyText"/>
         <w:bidi w:val="0"/>
-        <w:spacing w:lineRule="auto" w:line="360" w:before="0" w:after="120"/>
+        <w:spacing w:lineRule="auto" w:line="240" w:before="0" w:after="340"/>
         <w:rPr/>
       </w:pPr>
       <w:r>
@@ -2861,7 +2861,7 @@
       <w:pPr>
         <w:pStyle w:val="BodyText"/>
         <w:bidi w:val="0"/>
-        <w:spacing w:lineRule="auto" w:line="360" w:before="0" w:after="120"/>
+        <w:spacing w:lineRule="auto" w:line="240" w:before="0" w:after="340"/>
         <w:rPr/>
       </w:pPr>
       <w:r>
@@ -2873,7 +2873,7 @@
       <w:pPr>
         <w:pStyle w:val="BodyText"/>
         <w:bidi w:val="0"/>
-        <w:spacing w:lineRule="auto" w:line="360" w:before="0" w:after="120"/>
+        <w:spacing w:lineRule="auto" w:line="240" w:before="0" w:after="340"/>
         <w:rPr/>
       </w:pPr>
       <w:r>
@@ -2899,7 +2899,7 @@
       <w:pPr>
         <w:pStyle w:val="BodyText"/>
         <w:bidi w:val="0"/>
-        <w:spacing w:lineRule="auto" w:line="360" w:before="0" w:after="120"/>
+        <w:spacing w:lineRule="auto" w:line="240" w:before="0" w:after="340"/>
         <w:rPr/>
       </w:pPr>
       <w:r>
@@ -2911,7 +2911,7 @@
       <w:pPr>
         <w:pStyle w:val="BodyText"/>
         <w:bidi w:val="0"/>
-        <w:spacing w:lineRule="auto" w:line="360" w:before="0" w:after="120"/>
+        <w:spacing w:lineRule="auto" w:line="240" w:before="0" w:after="340"/>
         <w:rPr/>
       </w:pPr>
       <w:r>
@@ -2923,7 +2923,7 @@
       <w:pPr>
         <w:pStyle w:val="BodyText"/>
         <w:bidi w:val="0"/>
-        <w:spacing w:lineRule="auto" w:line="360" w:before="0" w:after="120"/>
+        <w:spacing w:lineRule="auto" w:line="240" w:before="0" w:after="340"/>
         <w:rPr/>
       </w:pPr>
       <w:r>
@@ -2935,7 +2935,7 @@
       <w:pPr>
         <w:pStyle w:val="BodyText"/>
         <w:bidi w:val="0"/>
-        <w:spacing w:lineRule="auto" w:line="360" w:before="0" w:after="120"/>
+        <w:spacing w:lineRule="auto" w:line="240" w:before="0" w:after="340"/>
         <w:rPr/>
       </w:pPr>
       <w:r>
@@ -2947,7 +2947,7 @@
       <w:pPr>
         <w:pStyle w:val="BodyText"/>
         <w:bidi w:val="0"/>
-        <w:spacing w:lineRule="auto" w:line="360" w:before="0" w:after="120"/>
+        <w:spacing w:lineRule="auto" w:line="240" w:before="0" w:after="340"/>
         <w:rPr/>
       </w:pPr>
       <w:r>
@@ -2959,7 +2959,7 @@
       <w:pPr>
         <w:pStyle w:val="BodyText"/>
         <w:bidi w:val="0"/>
-        <w:spacing w:lineRule="auto" w:line="360" w:before="0" w:after="120"/>
+        <w:spacing w:lineRule="auto" w:line="240" w:before="0" w:after="340"/>
         <w:rPr/>
       </w:pPr>
       <w:r>
@@ -2971,7 +2971,7 @@
       <w:pPr>
         <w:pStyle w:val="BodyText"/>
         <w:bidi w:val="0"/>
-        <w:spacing w:lineRule="auto" w:line="360" w:before="0" w:after="120"/>
+        <w:spacing w:lineRule="auto" w:line="240" w:before="0" w:after="340"/>
         <w:rPr/>
       </w:pPr>
       <w:r>
@@ -2983,7 +2983,7 @@
       <w:pPr>
         <w:pStyle w:val="BodyText"/>
         <w:bidi w:val="0"/>
-        <w:spacing w:lineRule="auto" w:line="360" w:before="0" w:after="120"/>
+        <w:spacing w:lineRule="auto" w:line="240" w:before="0" w:after="340"/>
         <w:rPr/>
       </w:pPr>
       <w:r>
@@ -2995,7 +2995,7 @@
       <w:pPr>
         <w:pStyle w:val="BodyText"/>
         <w:bidi w:val="0"/>
-        <w:spacing w:lineRule="auto" w:line="360" w:before="0" w:after="120"/>
+        <w:spacing w:lineRule="auto" w:line="240" w:before="0" w:after="340"/>
         <w:rPr/>
       </w:pPr>
       <w:r>
@@ -3007,7 +3007,7 @@
       <w:pPr>
         <w:pStyle w:val="BodyText"/>
         <w:bidi w:val="0"/>
-        <w:spacing w:lineRule="auto" w:line="360" w:before="0" w:after="120"/>
+        <w:spacing w:lineRule="auto" w:line="240" w:before="0" w:after="340"/>
         <w:rPr/>
       </w:pPr>
       <w:r>
@@ -3019,7 +3019,7 @@
       <w:pPr>
         <w:pStyle w:val="BodyText"/>
         <w:bidi w:val="0"/>
-        <w:spacing w:lineRule="auto" w:line="360" w:before="0" w:after="120"/>
+        <w:spacing w:lineRule="auto" w:line="240" w:before="0" w:after="340"/>
         <w:rPr/>
       </w:pPr>
       <w:r>
@@ -3031,7 +3031,7 @@
       <w:pPr>
         <w:pStyle w:val="BodyText"/>
         <w:bidi w:val="0"/>
-        <w:spacing w:lineRule="auto" w:line="360" w:before="0" w:after="120"/>
+        <w:spacing w:lineRule="auto" w:line="240" w:before="0" w:after="340"/>
         <w:rPr/>
       </w:pPr>
       <w:r>
@@ -3043,7 +3043,7 @@
       <w:pPr>
         <w:pStyle w:val="BodyText"/>
         <w:bidi w:val="0"/>
-        <w:spacing w:lineRule="auto" w:line="360" w:before="0" w:after="120"/>
+        <w:spacing w:lineRule="auto" w:line="240" w:before="0" w:after="340"/>
         <w:rPr/>
       </w:pPr>
       <w:r>
@@ -3069,7 +3069,7 @@
       <w:pPr>
         <w:pStyle w:val="BodyText"/>
         <w:bidi w:val="0"/>
-        <w:spacing w:lineRule="auto" w:line="360" w:before="0" w:after="120"/>
+        <w:spacing w:lineRule="auto" w:line="240" w:before="0" w:after="340"/>
         <w:rPr/>
       </w:pPr>
       <w:r>
@@ -3081,7 +3081,7 @@
       <w:pPr>
         <w:pStyle w:val="BodyText"/>
         <w:bidi w:val="0"/>
-        <w:spacing w:lineRule="auto" w:line="360" w:before="0" w:after="120"/>
+        <w:spacing w:lineRule="auto" w:line="240" w:before="0" w:after="340"/>
         <w:rPr/>
       </w:pPr>
       <w:r>
@@ -3107,7 +3107,7 @@
       <w:pPr>
         <w:pStyle w:val="BodyText"/>
         <w:bidi w:val="0"/>
-        <w:spacing w:lineRule="auto" w:line="360" w:before="0" w:after="120"/>
+        <w:spacing w:lineRule="auto" w:line="240" w:before="0" w:after="340"/>
         <w:rPr/>
       </w:pPr>
       <w:r>
@@ -3119,7 +3119,7 @@
       <w:pPr>
         <w:pStyle w:val="BodyText"/>
         <w:bidi w:val="0"/>
-        <w:spacing w:lineRule="auto" w:line="360" w:before="0" w:after="120"/>
+        <w:spacing w:lineRule="auto" w:line="240" w:before="0" w:after="340"/>
         <w:rPr/>
       </w:pPr>
       <w:r>
@@ -3131,7 +3131,7 @@
       <w:pPr>
         <w:pStyle w:val="BodyText"/>
         <w:bidi w:val="0"/>
-        <w:spacing w:lineRule="auto" w:line="360" w:before="0" w:after="120"/>
+        <w:spacing w:lineRule="auto" w:line="240" w:before="0" w:after="340"/>
         <w:rPr/>
       </w:pPr>
       <w:r>
@@ -3143,7 +3143,7 @@
       <w:pPr>
         <w:pStyle w:val="BodyText"/>
         <w:bidi w:val="0"/>
-        <w:spacing w:lineRule="auto" w:line="360" w:before="0" w:after="120"/>
+        <w:spacing w:lineRule="auto" w:line="240" w:before="0" w:after="340"/>
         <w:rPr/>
       </w:pPr>
       <w:r>
@@ -3155,7 +3155,7 @@
       <w:pPr>
         <w:pStyle w:val="BodyText"/>
         <w:bidi w:val="0"/>
-        <w:spacing w:lineRule="auto" w:line="360" w:before="0" w:after="120"/>
+        <w:spacing w:lineRule="auto" w:line="240" w:before="0" w:after="340"/>
         <w:rPr/>
       </w:pPr>
       <w:r>
@@ -3167,7 +3167,7 @@
       <w:pPr>
         <w:pStyle w:val="BodyText"/>
         <w:bidi w:val="0"/>
-        <w:spacing w:lineRule="auto" w:line="360" w:before="0" w:after="120"/>
+        <w:spacing w:lineRule="auto" w:line="240" w:before="0" w:after="340"/>
         <w:rPr/>
       </w:pPr>
       <w:r>
@@ -3179,7 +3179,7 @@
       <w:pPr>
         <w:pStyle w:val="BodyText"/>
         <w:bidi w:val="0"/>
-        <w:spacing w:lineRule="auto" w:line="360" w:before="0" w:after="120"/>
+        <w:spacing w:lineRule="auto" w:line="240" w:before="0" w:after="340"/>
         <w:rPr/>
       </w:pPr>
       <w:r>
@@ -3191,7 +3191,7 @@
       <w:pPr>
         <w:pStyle w:val="BodyText"/>
         <w:bidi w:val="0"/>
-        <w:spacing w:lineRule="auto" w:line="360" w:before="0" w:after="120"/>
+        <w:spacing w:lineRule="auto" w:line="240" w:before="0" w:after="340"/>
         <w:rPr/>
       </w:pPr>
       <w:r>
@@ -3203,7 +3203,7 @@
       <w:pPr>
         <w:pStyle w:val="BodyText"/>
         <w:bidi w:val="0"/>
-        <w:spacing w:lineRule="auto" w:line="360" w:before="0" w:after="120"/>
+        <w:spacing w:lineRule="auto" w:line="240" w:before="0" w:after="340"/>
         <w:rPr/>
       </w:pPr>
       <w:r>
@@ -3215,7 +3215,7 @@
       <w:pPr>
         <w:pStyle w:val="BodyText"/>
         <w:bidi w:val="0"/>
-        <w:spacing w:lineRule="auto" w:line="360" w:before="0" w:after="120"/>
+        <w:spacing w:lineRule="auto" w:line="240" w:before="0" w:after="340"/>
         <w:rPr/>
       </w:pPr>
       <w:r>
@@ -3227,7 +3227,7 @@
       <w:pPr>
         <w:pStyle w:val="BodyText"/>
         <w:bidi w:val="0"/>
-        <w:spacing w:lineRule="auto" w:line="360" w:before="0" w:after="120"/>
+        <w:spacing w:lineRule="auto" w:line="240" w:before="0" w:after="340"/>
         <w:rPr/>
       </w:pPr>
       <w:r>
@@ -3239,7 +3239,7 @@
       <w:pPr>
         <w:pStyle w:val="BodyText"/>
         <w:bidi w:val="0"/>
-        <w:spacing w:lineRule="auto" w:line="360" w:before="0" w:after="120"/>
+        <w:spacing w:lineRule="auto" w:line="240" w:before="0" w:after="340"/>
         <w:rPr/>
       </w:pPr>
       <w:r>
@@ -3251,7 +3251,7 @@
       <w:pPr>
         <w:pStyle w:val="BodyText"/>
         <w:bidi w:val="0"/>
-        <w:spacing w:lineRule="auto" w:line="360" w:before="0" w:after="120"/>
+        <w:spacing w:lineRule="auto" w:line="240" w:before="0" w:after="340"/>
         <w:rPr/>
       </w:pPr>
       <w:r>
@@ -3263,7 +3263,7 @@
       <w:pPr>
         <w:pStyle w:val="BodyText"/>
         <w:bidi w:val="0"/>
-        <w:spacing w:lineRule="auto" w:line="360" w:before="0" w:after="120"/>
+        <w:spacing w:lineRule="auto" w:line="240" w:before="0" w:after="340"/>
         <w:rPr/>
       </w:pPr>
       <w:r>
@@ -3275,7 +3275,7 @@
       <w:pPr>
         <w:pStyle w:val="BodyText"/>
         <w:bidi w:val="0"/>
-        <w:spacing w:lineRule="auto" w:line="360" w:before="0" w:after="120"/>
+        <w:spacing w:lineRule="auto" w:line="240" w:before="0" w:after="340"/>
         <w:rPr/>
       </w:pPr>
       <w:r>
@@ -3287,7 +3287,7 @@
       <w:pPr>
         <w:pStyle w:val="BodyText"/>
         <w:bidi w:val="0"/>
-        <w:spacing w:lineRule="auto" w:line="360" w:before="0" w:after="120"/>
+        <w:spacing w:lineRule="auto" w:line="240" w:before="0" w:after="340"/>
         <w:rPr/>
       </w:pPr>
       <w:r>
@@ -3299,7 +3299,7 @@
       <w:pPr>
         <w:pStyle w:val="BodyText"/>
         <w:bidi w:val="0"/>
-        <w:spacing w:lineRule="auto" w:line="360" w:before="0" w:after="120"/>
+        <w:spacing w:lineRule="auto" w:line="240" w:before="0" w:after="340"/>
         <w:rPr/>
       </w:pPr>
       <w:r>
@@ -3311,7 +3311,7 @@
       <w:pPr>
         <w:pStyle w:val="BodyText"/>
         <w:bidi w:val="0"/>
-        <w:spacing w:lineRule="auto" w:line="360" w:before="0" w:after="120"/>
+        <w:spacing w:lineRule="auto" w:line="240" w:before="0" w:after="340"/>
         <w:rPr/>
       </w:pPr>
       <w:r>
@@ -3323,7 +3323,7 @@
       <w:pPr>
         <w:pStyle w:val="BodyText"/>
         <w:bidi w:val="0"/>
-        <w:spacing w:lineRule="auto" w:line="360" w:before="0" w:after="120"/>
+        <w:spacing w:lineRule="auto" w:line="240" w:before="0" w:after="340"/>
         <w:rPr/>
       </w:pPr>
       <w:r>
@@ -3335,7 +3335,7 @@
       <w:pPr>
         <w:pStyle w:val="BodyText"/>
         <w:bidi w:val="0"/>
-        <w:spacing w:lineRule="auto" w:line="360" w:before="0" w:after="120"/>
+        <w:spacing w:lineRule="auto" w:line="240" w:before="0" w:after="340"/>
         <w:rPr/>
       </w:pPr>
       <w:r>
@@ -3347,7 +3347,7 @@
       <w:pPr>
         <w:pStyle w:val="BodyText"/>
         <w:bidi w:val="0"/>
-        <w:spacing w:lineRule="auto" w:line="360" w:before="0" w:after="120"/>
+        <w:spacing w:lineRule="auto" w:line="240" w:before="0" w:after="340"/>
         <w:rPr/>
       </w:pPr>
       <w:r>
@@ -3359,7 +3359,7 @@
       <w:pPr>
         <w:pStyle w:val="BodyText"/>
         <w:bidi w:val="0"/>
-        <w:spacing w:lineRule="auto" w:line="360" w:before="0" w:after="120"/>
+        <w:spacing w:lineRule="auto" w:line="240" w:before="0" w:after="340"/>
         <w:rPr/>
       </w:pPr>
       <w:r>
@@ -3385,7 +3385,7 @@
       <w:pPr>
         <w:pStyle w:val="BodyText"/>
         <w:bidi w:val="0"/>
-        <w:spacing w:lineRule="auto" w:line="360" w:before="0" w:after="120"/>
+        <w:spacing w:lineRule="auto" w:line="240" w:before="0" w:after="340"/>
         <w:rPr/>
       </w:pPr>
       <w:r>
@@ -3397,7 +3397,7 @@
       <w:pPr>
         <w:pStyle w:val="BodyText"/>
         <w:bidi w:val="0"/>
-        <w:spacing w:lineRule="auto" w:line="360" w:before="0" w:after="120"/>
+        <w:spacing w:lineRule="auto" w:line="240" w:before="0" w:after="340"/>
         <w:rPr/>
       </w:pPr>
       <w:r>
@@ -3409,7 +3409,7 @@
       <w:pPr>
         <w:pStyle w:val="BodyText"/>
         <w:bidi w:val="0"/>
-        <w:spacing w:lineRule="auto" w:line="360" w:before="0" w:after="120"/>
+        <w:spacing w:lineRule="auto" w:line="240" w:before="0" w:after="340"/>
         <w:rPr/>
       </w:pPr>
       <w:r>
@@ -3421,7 +3421,7 @@
       <w:pPr>
         <w:pStyle w:val="BodyText"/>
         <w:bidi w:val="0"/>
-        <w:spacing w:lineRule="auto" w:line="360" w:before="0" w:after="120"/>
+        <w:spacing w:lineRule="auto" w:line="240" w:before="0" w:after="340"/>
         <w:rPr/>
       </w:pPr>
       <w:r>
@@ -3433,7 +3433,7 @@
       <w:pPr>
         <w:pStyle w:val="BodyText"/>
         <w:bidi w:val="0"/>
-        <w:spacing w:lineRule="auto" w:line="360" w:before="0" w:after="120"/>
+        <w:spacing w:lineRule="auto" w:line="240" w:before="0" w:after="340"/>
         <w:rPr/>
       </w:pPr>
       <w:r>
@@ -3445,7 +3445,7 @@
       <w:pPr>
         <w:pStyle w:val="BodyText"/>
         <w:bidi w:val="0"/>
-        <w:spacing w:lineRule="auto" w:line="360" w:before="0" w:after="120"/>
+        <w:spacing w:lineRule="auto" w:line="240" w:before="0" w:after="340"/>
         <w:rPr/>
       </w:pPr>
       <w:r>
@@ -3457,7 +3457,7 @@
       <w:pPr>
         <w:pStyle w:val="BodyText"/>
         <w:bidi w:val="0"/>
-        <w:spacing w:lineRule="auto" w:line="360" w:before="0" w:after="120"/>
+        <w:spacing w:lineRule="auto" w:line="240" w:before="0" w:after="340"/>
         <w:rPr/>
       </w:pPr>
       <w:r>
@@ -3469,7 +3469,7 @@
       <w:pPr>
         <w:pStyle w:val="BodyText"/>
         <w:bidi w:val="0"/>
-        <w:spacing w:lineRule="auto" w:line="360" w:before="0" w:after="120"/>
+        <w:spacing w:lineRule="auto" w:line="240" w:before="0" w:after="340"/>
         <w:rPr/>
       </w:pPr>
       <w:r>
@@ -3481,7 +3481,7 @@
       <w:pPr>
         <w:pStyle w:val="BodyText"/>
         <w:bidi w:val="0"/>
-        <w:spacing w:lineRule="auto" w:line="360" w:before="0" w:after="120"/>
+        <w:spacing w:lineRule="auto" w:line="240" w:before="0" w:after="340"/>
         <w:rPr/>
       </w:pPr>
       <w:r>
@@ -3493,7 +3493,7 @@
       <w:pPr>
         <w:pStyle w:val="BodyText"/>
         <w:bidi w:val="0"/>
-        <w:spacing w:lineRule="auto" w:line="360" w:before="0" w:after="120"/>
+        <w:spacing w:lineRule="auto" w:line="240" w:before="0" w:after="340"/>
         <w:rPr/>
       </w:pPr>
       <w:r>
@@ -3505,7 +3505,7 @@
       <w:pPr>
         <w:pStyle w:val="BodyText"/>
         <w:bidi w:val="0"/>
-        <w:spacing w:lineRule="auto" w:line="360" w:before="0" w:after="120"/>
+        <w:spacing w:lineRule="auto" w:line="240" w:before="0" w:after="340"/>
         <w:rPr/>
       </w:pPr>
       <w:r>
@@ -3517,7 +3517,7 @@
       <w:pPr>
         <w:pStyle w:val="BodyText"/>
         <w:bidi w:val="0"/>
-        <w:spacing w:lineRule="auto" w:line="360" w:before="0" w:after="120"/>
+        <w:spacing w:lineRule="auto" w:line="240" w:before="0" w:after="340"/>
         <w:rPr/>
       </w:pPr>
       <w:r>
@@ -3529,7 +3529,7 @@
       <w:pPr>
         <w:pStyle w:val="BodyText"/>
         <w:bidi w:val="0"/>
-        <w:spacing w:lineRule="auto" w:line="360" w:before="0" w:after="120"/>
+        <w:spacing w:lineRule="auto" w:line="240" w:before="0" w:after="340"/>
         <w:rPr/>
       </w:pPr>
       <w:r>
@@ -3541,7 +3541,7 @@
       <w:pPr>
         <w:pStyle w:val="BodyText"/>
         <w:bidi w:val="0"/>
-        <w:spacing w:lineRule="auto" w:line="360" w:before="0" w:after="120"/>
+        <w:spacing w:lineRule="auto" w:line="240" w:before="0" w:after="340"/>
         <w:rPr/>
       </w:pPr>
       <w:r>
@@ -3553,7 +3553,7 @@
       <w:pPr>
         <w:pStyle w:val="BodyText"/>
         <w:bidi w:val="0"/>
-        <w:spacing w:lineRule="auto" w:line="360" w:before="0" w:after="120"/>
+        <w:spacing w:lineRule="auto" w:line="240" w:before="0" w:after="340"/>
         <w:rPr/>
       </w:pPr>
       <w:r>
@@ -3565,7 +3565,7 @@
       <w:pPr>
         <w:pStyle w:val="BodyText"/>
         <w:bidi w:val="0"/>
-        <w:spacing w:lineRule="auto" w:line="360" w:before="0" w:after="120"/>
+        <w:spacing w:lineRule="auto" w:line="240" w:before="0" w:after="340"/>
         <w:rPr/>
       </w:pPr>
       <w:r>
@@ -3577,7 +3577,7 @@
       <w:pPr>
         <w:pStyle w:val="BodyText"/>
         <w:bidi w:val="0"/>
-        <w:spacing w:lineRule="auto" w:line="360" w:before="0" w:after="120"/>
+        <w:spacing w:lineRule="auto" w:line="240" w:before="0" w:after="340"/>
         <w:rPr/>
       </w:pPr>
       <w:r>
@@ -3589,7 +3589,7 @@
       <w:pPr>
         <w:pStyle w:val="BodyText"/>
         <w:bidi w:val="0"/>
-        <w:spacing w:lineRule="auto" w:line="360" w:before="0" w:after="120"/>
+        <w:spacing w:lineRule="auto" w:line="240" w:before="0" w:after="340"/>
         <w:rPr/>
       </w:pPr>
       <w:r>
@@ -3601,7 +3601,7 @@
       <w:pPr>
         <w:pStyle w:val="BodyText"/>
         <w:bidi w:val="0"/>
-        <w:spacing w:lineRule="auto" w:line="360" w:before="0" w:after="120"/>
+        <w:spacing w:lineRule="auto" w:line="240" w:before="0" w:after="340"/>
         <w:rPr/>
       </w:pPr>
       <w:r>
@@ -3613,7 +3613,7 @@
       <w:pPr>
         <w:pStyle w:val="BodyText"/>
         <w:bidi w:val="0"/>
-        <w:spacing w:lineRule="auto" w:line="360" w:before="0" w:after="120"/>
+        <w:spacing w:lineRule="auto" w:line="240" w:before="0" w:after="340"/>
         <w:rPr/>
       </w:pPr>
       <w:r>
@@ -3625,7 +3625,7 @@
       <w:pPr>
         <w:pStyle w:val="BodyText"/>
         <w:bidi w:val="0"/>
-        <w:spacing w:lineRule="auto" w:line="360" w:before="0" w:after="120"/>
+        <w:spacing w:lineRule="auto" w:line="240" w:before="0" w:after="340"/>
         <w:rPr/>
       </w:pPr>
       <w:r>
@@ -3637,7 +3637,7 @@
       <w:pPr>
         <w:pStyle w:val="BodyText"/>
         <w:bidi w:val="0"/>
-        <w:spacing w:lineRule="auto" w:line="360" w:before="0" w:after="120"/>
+        <w:spacing w:lineRule="auto" w:line="240" w:before="0" w:after="340"/>
         <w:rPr/>
       </w:pPr>
       <w:r>
@@ -3649,7 +3649,7 @@
       <w:pPr>
         <w:pStyle w:val="BodyText"/>
         <w:bidi w:val="0"/>
-        <w:spacing w:lineRule="auto" w:line="360" w:before="0" w:after="120"/>
+        <w:spacing w:lineRule="auto" w:line="240" w:before="0" w:after="340"/>
         <w:rPr/>
       </w:pPr>
       <w:r>
@@ -3661,7 +3661,7 @@
       <w:pPr>
         <w:pStyle w:val="BodyText"/>
         <w:bidi w:val="0"/>
-        <w:spacing w:lineRule="auto" w:line="360" w:before="0" w:after="120"/>
+        <w:spacing w:lineRule="auto" w:line="240" w:before="0" w:after="340"/>
         <w:rPr/>
       </w:pPr>
       <w:r>
@@ -3687,7 +3687,7 @@
       <w:pPr>
         <w:pStyle w:val="BodyText"/>
         <w:bidi w:val="0"/>
-        <w:spacing w:lineRule="auto" w:line="360" w:before="0" w:after="120"/>
+        <w:spacing w:lineRule="auto" w:line="240" w:before="0" w:after="340"/>
         <w:rPr/>
       </w:pPr>
       <w:r>
@@ -3699,7 +3699,7 @@
       <w:pPr>
         <w:pStyle w:val="BodyText"/>
         <w:bidi w:val="0"/>
-        <w:spacing w:lineRule="auto" w:line="360" w:before="0" w:after="120"/>
+        <w:spacing w:lineRule="auto" w:line="240" w:before="0" w:after="340"/>
         <w:rPr/>
       </w:pPr>
       <w:r>
@@ -3711,7 +3711,7 @@
       <w:pPr>
         <w:pStyle w:val="BodyText"/>
         <w:bidi w:val="0"/>
-        <w:spacing w:lineRule="auto" w:line="360" w:before="0" w:after="120"/>
+        <w:spacing w:lineRule="auto" w:line="240" w:before="0" w:after="340"/>
         <w:rPr/>
       </w:pPr>
       <w:r>
@@ -3723,7 +3723,7 @@
       <w:pPr>
         <w:pStyle w:val="BodyText"/>
         <w:bidi w:val="0"/>
-        <w:spacing w:lineRule="auto" w:line="360" w:before="0" w:after="120"/>
+        <w:spacing w:lineRule="auto" w:line="240" w:before="0" w:after="340"/>
         <w:rPr/>
       </w:pPr>
       <w:r>
@@ -3735,7 +3735,7 @@
       <w:pPr>
         <w:pStyle w:val="BodyText"/>
         <w:bidi w:val="0"/>
-        <w:spacing w:lineRule="auto" w:line="360" w:before="0" w:after="120"/>
+        <w:spacing w:lineRule="auto" w:line="240" w:before="0" w:after="340"/>
         <w:rPr/>
       </w:pPr>
       <w:r>
@@ -3747,7 +3747,7 @@
       <w:pPr>
         <w:pStyle w:val="BodyText"/>
         <w:bidi w:val="0"/>
-        <w:spacing w:lineRule="auto" w:line="360" w:before="0" w:after="120"/>
+        <w:spacing w:lineRule="auto" w:line="240" w:before="0" w:after="340"/>
         <w:rPr/>
       </w:pPr>
       <w:r>
@@ -3759,7 +3759,7 @@
       <w:pPr>
         <w:pStyle w:val="BodyText"/>
         <w:bidi w:val="0"/>
-        <w:spacing w:lineRule="auto" w:line="360" w:before="0" w:after="120"/>
+        <w:spacing w:lineRule="auto" w:line="240" w:before="0" w:after="340"/>
         <w:rPr/>
       </w:pPr>
       <w:r>
@@ -3771,7 +3771,7 @@
       <w:pPr>
         <w:pStyle w:val="BodyText"/>
         <w:bidi w:val="0"/>
-        <w:spacing w:lineRule="auto" w:line="360" w:before="0" w:after="120"/>
+        <w:spacing w:lineRule="auto" w:line="240" w:before="0" w:after="340"/>
         <w:rPr/>
       </w:pPr>
       <w:r>
@@ -3783,7 +3783,7 @@
       <w:pPr>
         <w:pStyle w:val="BodyText"/>
         <w:bidi w:val="0"/>
-        <w:spacing w:lineRule="auto" w:line="360" w:before="0" w:after="120"/>
+        <w:spacing w:lineRule="auto" w:line="240" w:before="0" w:after="340"/>
         <w:rPr/>
       </w:pPr>
       <w:r>
@@ -3795,7 +3795,7 @@
       <w:pPr>
         <w:pStyle w:val="BodyText"/>
         <w:bidi w:val="0"/>
-        <w:spacing w:lineRule="auto" w:line="360" w:before="0" w:after="120"/>
+        <w:spacing w:lineRule="auto" w:line="240" w:before="0" w:after="340"/>
         <w:rPr/>
       </w:pPr>
       <w:r>
@@ -3807,7 +3807,7 @@
       <w:pPr>
         <w:pStyle w:val="BodyText"/>
         <w:bidi w:val="0"/>
-        <w:spacing w:lineRule="auto" w:line="360" w:before="0" w:after="120"/>
+        <w:spacing w:lineRule="auto" w:line="240" w:before="0" w:after="340"/>
         <w:rPr/>
       </w:pPr>
       <w:r>
@@ -3819,7 +3819,7 @@
       <w:pPr>
         <w:pStyle w:val="BodyText"/>
         <w:bidi w:val="0"/>
-        <w:spacing w:lineRule="auto" w:line="360" w:before="0" w:after="120"/>
+        <w:spacing w:lineRule="auto" w:line="240" w:before="0" w:after="340"/>
         <w:rPr/>
       </w:pPr>
       <w:r>
@@ -3831,7 +3831,7 @@
       <w:pPr>
         <w:pStyle w:val="BodyText"/>
         <w:bidi w:val="0"/>
-        <w:spacing w:lineRule="auto" w:line="360" w:before="0" w:after="120"/>
+        <w:spacing w:lineRule="auto" w:line="240" w:before="0" w:after="340"/>
         <w:rPr/>
       </w:pPr>
       <w:r>
@@ -3843,7 +3843,7 @@
       <w:pPr>
         <w:pStyle w:val="BodyText"/>
         <w:bidi w:val="0"/>
-        <w:spacing w:lineRule="auto" w:line="360" w:before="0" w:after="120"/>
+        <w:spacing w:lineRule="auto" w:line="240" w:before="0" w:after="340"/>
         <w:rPr/>
       </w:pPr>
       <w:r>
@@ -3855,7 +3855,7 @@
       <w:pPr>
         <w:pStyle w:val="BodyText"/>
         <w:bidi w:val="0"/>
-        <w:spacing w:lineRule="auto" w:line="360" w:before="0" w:after="120"/>
+        <w:spacing w:lineRule="auto" w:line="240" w:before="0" w:after="340"/>
         <w:rPr/>
       </w:pPr>
       <w:r>
@@ -3867,7 +3867,7 @@
       <w:pPr>
         <w:pStyle w:val="BodyText"/>
         <w:bidi w:val="0"/>
-        <w:spacing w:lineRule="auto" w:line="360" w:before="0" w:after="120"/>
+        <w:spacing w:lineRule="auto" w:line="240" w:before="0" w:after="340"/>
         <w:rPr/>
       </w:pPr>
       <w:r>
@@ -3879,7 +3879,7 @@
       <w:pPr>
         <w:pStyle w:val="BodyText"/>
         <w:bidi w:val="0"/>
-        <w:spacing w:lineRule="auto" w:line="360" w:before="0" w:after="120"/>
+        <w:spacing w:lineRule="auto" w:line="240" w:before="0" w:after="340"/>
         <w:rPr/>
       </w:pPr>
       <w:r>
@@ -3891,7 +3891,7 @@
       <w:pPr>
         <w:pStyle w:val="BodyText"/>
         <w:bidi w:val="0"/>
-        <w:spacing w:lineRule="auto" w:line="360" w:before="0" w:after="120"/>
+        <w:spacing w:lineRule="auto" w:line="240" w:before="0" w:after="340"/>
         <w:rPr/>
       </w:pPr>
       <w:r>
@@ -3903,7 +3903,7 @@
       <w:pPr>
         <w:pStyle w:val="BodyText"/>
         <w:bidi w:val="0"/>
-        <w:spacing w:lineRule="auto" w:line="360" w:before="0" w:after="120"/>
+        <w:spacing w:lineRule="auto" w:line="240" w:before="0" w:after="340"/>
         <w:rPr/>
       </w:pPr>
       <w:r>
@@ -3915,7 +3915,7 @@
       <w:pPr>
         <w:pStyle w:val="BodyText"/>
         <w:bidi w:val="0"/>
-        <w:spacing w:lineRule="auto" w:line="360" w:before="0" w:after="120"/>
+        <w:spacing w:lineRule="auto" w:line="240" w:before="0" w:after="340"/>
         <w:rPr/>
       </w:pPr>
       <w:r>
@@ -3927,7 +3927,7 @@
       <w:pPr>
         <w:pStyle w:val="BodyText"/>
         <w:bidi w:val="0"/>
-        <w:spacing w:lineRule="auto" w:line="360" w:before="0" w:after="120"/>
+        <w:spacing w:lineRule="auto" w:line="240" w:before="0" w:after="340"/>
         <w:rPr/>
       </w:pPr>
       <w:r>
@@ -3939,7 +3939,7 @@
       <w:pPr>
         <w:pStyle w:val="BodyText"/>
         <w:bidi w:val="0"/>
-        <w:spacing w:lineRule="auto" w:line="360" w:before="0" w:after="120"/>
+        <w:spacing w:lineRule="auto" w:line="240" w:before="0" w:after="340"/>
         <w:rPr/>
       </w:pPr>
       <w:r>
@@ -3951,7 +3951,7 @@
       <w:pPr>
         <w:pStyle w:val="BodyText"/>
         <w:bidi w:val="0"/>
-        <w:spacing w:lineRule="auto" w:line="360" w:before="0" w:after="120"/>
+        <w:spacing w:lineRule="auto" w:line="240" w:before="0" w:after="340"/>
         <w:rPr/>
       </w:pPr>
       <w:r>
@@ -3977,7 +3977,7 @@
       <w:pPr>
         <w:pStyle w:val="BodyText"/>
         <w:bidi w:val="0"/>
-        <w:spacing w:lineRule="auto" w:line="360" w:before="0" w:after="120"/>
+        <w:spacing w:lineRule="auto" w:line="240" w:before="0" w:after="340"/>
         <w:rPr/>
       </w:pPr>
       <w:r>
@@ -3989,7 +3989,7 @@
       <w:pPr>
         <w:pStyle w:val="BodyText"/>
         <w:bidi w:val="0"/>
-        <w:spacing w:lineRule="auto" w:line="360" w:before="0" w:after="120"/>
+        <w:spacing w:lineRule="auto" w:line="240" w:before="0" w:after="340"/>
         <w:rPr/>
       </w:pPr>
       <w:r>
@@ -4001,7 +4001,7 @@
       <w:pPr>
         <w:pStyle w:val="BodyText"/>
         <w:bidi w:val="0"/>
-        <w:spacing w:lineRule="auto" w:line="360" w:before="0" w:after="120"/>
+        <w:spacing w:lineRule="auto" w:line="240" w:before="0" w:after="340"/>
         <w:rPr/>
       </w:pPr>
       <w:r>
@@ -4013,7 +4013,7 @@
       <w:pPr>
         <w:pStyle w:val="BodyText"/>
         <w:bidi w:val="0"/>
-        <w:spacing w:lineRule="auto" w:line="360" w:before="0" w:after="120"/>
+        <w:spacing w:lineRule="auto" w:line="240" w:before="0" w:after="340"/>
         <w:rPr/>
       </w:pPr>
       <w:r>
@@ -4025,7 +4025,7 @@
       <w:pPr>
         <w:pStyle w:val="BodyText"/>
         <w:bidi w:val="0"/>
-        <w:spacing w:lineRule="auto" w:line="360" w:before="0" w:after="120"/>
+        <w:spacing w:lineRule="auto" w:line="240" w:before="0" w:after="340"/>
         <w:rPr/>
       </w:pPr>
       <w:r>
@@ -4037,7 +4037,7 @@
       <w:pPr>
         <w:pStyle w:val="BodyText"/>
         <w:bidi w:val="0"/>
-        <w:spacing w:lineRule="auto" w:line="360" w:before="0" w:after="120"/>
+        <w:spacing w:lineRule="auto" w:line="240" w:before="0" w:after="340"/>
         <w:rPr/>
       </w:pPr>
       <w:r>
@@ -4049,7 +4049,7 @@
       <w:pPr>
         <w:pStyle w:val="BodyText"/>
         <w:bidi w:val="0"/>
-        <w:spacing w:lineRule="auto" w:line="360" w:before="0" w:after="120"/>
+        <w:spacing w:lineRule="auto" w:line="240" w:before="0" w:after="340"/>
         <w:rPr/>
       </w:pPr>
       <w:r>
@@ -4061,7 +4061,7 @@
       <w:pPr>
         <w:pStyle w:val="BodyText"/>
         <w:bidi w:val="0"/>
-        <w:spacing w:lineRule="auto" w:line="360" w:before="0" w:after="120"/>
+        <w:spacing w:lineRule="auto" w:line="240" w:before="0" w:after="340"/>
         <w:rPr/>
       </w:pPr>
       <w:r>
@@ -4073,7 +4073,7 @@
       <w:pPr>
         <w:pStyle w:val="BodyText"/>
         <w:bidi w:val="0"/>
-        <w:spacing w:lineRule="auto" w:line="360" w:before="0" w:after="120"/>
+        <w:spacing w:lineRule="auto" w:line="240" w:before="0" w:after="340"/>
         <w:rPr/>
       </w:pPr>
       <w:r>
@@ -4085,7 +4085,7 @@
       <w:pPr>
         <w:pStyle w:val="BodyText"/>
         <w:bidi w:val="0"/>
-        <w:spacing w:lineRule="auto" w:line="360" w:before="0" w:after="120"/>
+        <w:spacing w:lineRule="auto" w:line="240" w:before="0" w:after="340"/>
         <w:rPr/>
       </w:pPr>
       <w:r>
@@ -4097,7 +4097,7 @@
       <w:pPr>
         <w:pStyle w:val="BodyText"/>
         <w:bidi w:val="0"/>
-        <w:spacing w:lineRule="auto" w:line="360" w:before="0" w:after="120"/>
+        <w:spacing w:lineRule="auto" w:line="240" w:before="0" w:after="340"/>
         <w:rPr/>
       </w:pPr>
       <w:r>
@@ -4109,7 +4109,7 @@
       <w:pPr>
         <w:pStyle w:val="BodyText"/>
         <w:bidi w:val="0"/>
-        <w:spacing w:lineRule="auto" w:line="360" w:before="0" w:after="120"/>
+        <w:spacing w:lineRule="auto" w:line="240" w:before="0" w:after="340"/>
         <w:rPr/>
       </w:pPr>
       <w:r>
@@ -4121,7 +4121,7 @@
       <w:pPr>
         <w:pStyle w:val="BodyText"/>
         <w:bidi w:val="0"/>
-        <w:spacing w:lineRule="auto" w:line="360" w:before="0" w:after="120"/>
+        <w:spacing w:lineRule="auto" w:line="240" w:before="0" w:after="340"/>
         <w:rPr/>
       </w:pPr>
       <w:r>
@@ -4133,7 +4133,7 @@
       <w:pPr>
         <w:pStyle w:val="BodyText"/>
         <w:bidi w:val="0"/>
-        <w:spacing w:lineRule="auto" w:line="360" w:before="0" w:after="120"/>
+        <w:spacing w:lineRule="auto" w:line="240" w:before="0" w:after="340"/>
         <w:rPr/>
       </w:pPr>
       <w:r>
@@ -4145,7 +4145,7 @@
       <w:pPr>
         <w:pStyle w:val="BodyText"/>
         <w:bidi w:val="0"/>
-        <w:spacing w:lineRule="auto" w:line="360" w:before="0" w:after="120"/>
+        <w:spacing w:lineRule="auto" w:line="240" w:before="0" w:after="340"/>
         <w:rPr/>
       </w:pPr>
       <w:r>
@@ -4171,7 +4171,7 @@
       <w:pPr>
         <w:pStyle w:val="BodyText"/>
         <w:bidi w:val="0"/>
-        <w:spacing w:lineRule="auto" w:line="360" w:before="0" w:after="120"/>
+        <w:spacing w:lineRule="auto" w:line="240" w:before="0" w:after="340"/>
         <w:rPr/>
       </w:pPr>
       <w:r>
@@ -4183,7 +4183,7 @@
       <w:pPr>
         <w:pStyle w:val="BodyText"/>
         <w:bidi w:val="0"/>
-        <w:spacing w:lineRule="auto" w:line="360" w:before="0" w:after="120"/>
+        <w:spacing w:lineRule="auto" w:line="240" w:before="0" w:after="340"/>
         <w:rPr/>
       </w:pPr>
       <w:r>
@@ -4195,7 +4195,7 @@
       <w:pPr>
         <w:pStyle w:val="BodyText"/>
         <w:bidi w:val="0"/>
-        <w:spacing w:lineRule="auto" w:line="360" w:before="0" w:after="120"/>
+        <w:spacing w:lineRule="auto" w:line="240" w:before="0" w:after="340"/>
         <w:rPr/>
       </w:pPr>
       <w:r>
@@ -4221,7 +4221,7 @@
       <w:pPr>
         <w:pStyle w:val="BodyText"/>
         <w:bidi w:val="0"/>
-        <w:spacing w:lineRule="auto" w:line="360" w:before="0" w:after="120"/>
+        <w:spacing w:lineRule="auto" w:line="240" w:before="0" w:after="340"/>
         <w:rPr/>
       </w:pPr>
       <w:r>
@@ -4233,7 +4233,7 @@
       <w:pPr>
         <w:pStyle w:val="BodyText"/>
         <w:bidi w:val="0"/>
-        <w:spacing w:lineRule="auto" w:line="360" w:before="0" w:after="120"/>
+        <w:spacing w:lineRule="auto" w:line="240" w:before="0" w:after="340"/>
         <w:rPr/>
       </w:pPr>
       <w:r>
@@ -4245,7 +4245,7 @@
       <w:pPr>
         <w:pStyle w:val="BodyText"/>
         <w:bidi w:val="0"/>
-        <w:spacing w:lineRule="auto" w:line="360" w:before="0" w:after="120"/>
+        <w:spacing w:lineRule="auto" w:line="240" w:before="0" w:after="340"/>
         <w:rPr/>
       </w:pPr>
       <w:r>
@@ -4257,7 +4257,7 @@
       <w:pPr>
         <w:pStyle w:val="BodyText"/>
         <w:bidi w:val="0"/>
-        <w:spacing w:lineRule="auto" w:line="360" w:before="0" w:after="120"/>
+        <w:spacing w:lineRule="auto" w:line="240" w:before="0" w:after="340"/>
         <w:rPr/>
       </w:pPr>
       <w:r>
@@ -4269,7 +4269,7 @@
       <w:pPr>
         <w:pStyle w:val="BodyText"/>
         <w:bidi w:val="0"/>
-        <w:spacing w:lineRule="auto" w:line="360" w:before="0" w:after="120"/>
+        <w:spacing w:lineRule="auto" w:line="240" w:before="0" w:after="340"/>
         <w:rPr/>
       </w:pPr>
       <w:r>
@@ -4281,7 +4281,7 @@
       <w:pPr>
         <w:pStyle w:val="BodyText"/>
         <w:bidi w:val="0"/>
-        <w:spacing w:lineRule="auto" w:line="360" w:before="0" w:after="120"/>
+        <w:spacing w:lineRule="auto" w:line="240" w:before="0" w:after="340"/>
         <w:rPr/>
       </w:pPr>
       <w:r>
@@ -4293,7 +4293,7 @@
       <w:pPr>
         <w:pStyle w:val="BodyText"/>
         <w:bidi w:val="0"/>
-        <w:spacing w:lineRule="auto" w:line="360" w:before="0" w:after="120"/>
+        <w:spacing w:lineRule="auto" w:line="240" w:before="0" w:after="340"/>
         <w:rPr/>
       </w:pPr>
       <w:r>
@@ -4305,7 +4305,7 @@
       <w:pPr>
         <w:pStyle w:val="BodyText"/>
         <w:bidi w:val="0"/>
-        <w:spacing w:lineRule="auto" w:line="360" w:before="0" w:after="120"/>
+        <w:spacing w:lineRule="auto" w:line="240" w:before="0" w:after="340"/>
         <w:rPr/>
       </w:pPr>
       <w:r>
@@ -4317,7 +4317,7 @@
       <w:pPr>
         <w:pStyle w:val="BodyText"/>
         <w:bidi w:val="0"/>
-        <w:spacing w:lineRule="auto" w:line="360" w:before="0" w:after="120"/>
+        <w:spacing w:lineRule="auto" w:line="240" w:before="0" w:after="340"/>
         <w:rPr/>
       </w:pPr>
       <w:r>
@@ -4329,7 +4329,7 @@
       <w:pPr>
         <w:pStyle w:val="BodyText"/>
         <w:bidi w:val="0"/>
-        <w:spacing w:lineRule="auto" w:line="360" w:before="0" w:after="120"/>
+        <w:spacing w:lineRule="auto" w:line="240" w:before="0" w:after="340"/>
         <w:rPr/>
       </w:pPr>
       <w:r>
@@ -4341,7 +4341,7 @@
       <w:pPr>
         <w:pStyle w:val="BodyText"/>
         <w:bidi w:val="0"/>
-        <w:spacing w:lineRule="auto" w:line="360" w:before="0" w:after="120"/>
+        <w:spacing w:lineRule="auto" w:line="240" w:before="0" w:after="340"/>
         <w:rPr/>
       </w:pPr>
       <w:r>
@@ -4353,7 +4353,7 @@
       <w:pPr>
         <w:pStyle w:val="BodyText"/>
         <w:bidi w:val="0"/>
-        <w:spacing w:lineRule="auto" w:line="360" w:before="0" w:after="120"/>
+        <w:spacing w:lineRule="auto" w:line="240" w:before="0" w:after="340"/>
         <w:rPr/>
       </w:pPr>
       <w:r>
@@ -4365,7 +4365,7 @@
       <w:pPr>
         <w:pStyle w:val="BodyText"/>
         <w:bidi w:val="0"/>
-        <w:spacing w:lineRule="auto" w:line="360" w:before="0" w:after="120"/>
+        <w:spacing w:lineRule="auto" w:line="240" w:before="0" w:after="340"/>
         <w:rPr/>
       </w:pPr>
       <w:r>
@@ -4377,7 +4377,7 @@
       <w:pPr>
         <w:pStyle w:val="BodyText"/>
         <w:bidi w:val="0"/>
-        <w:spacing w:lineRule="auto" w:line="360" w:before="0" w:after="120"/>
+        <w:spacing w:lineRule="auto" w:line="240" w:before="0" w:after="340"/>
         <w:rPr/>
       </w:pPr>
       <w:r>
@@ -4389,7 +4389,7 @@
       <w:pPr>
         <w:pStyle w:val="BodyText"/>
         <w:bidi w:val="0"/>
-        <w:spacing w:lineRule="auto" w:line="360" w:before="0" w:after="120"/>
+        <w:spacing w:lineRule="auto" w:line="240" w:before="0" w:after="340"/>
         <w:rPr/>
       </w:pPr>
       <w:r>
@@ -4401,7 +4401,7 @@
       <w:pPr>
         <w:pStyle w:val="BodyText"/>
         <w:bidi w:val="0"/>
-        <w:spacing w:lineRule="auto" w:line="360" w:before="0" w:after="120"/>
+        <w:spacing w:lineRule="auto" w:line="240" w:before="0" w:after="340"/>
         <w:rPr/>
       </w:pPr>
       <w:r>
@@ -4413,7 +4413,7 @@
       <w:pPr>
         <w:pStyle w:val="BodyText"/>
         <w:bidi w:val="0"/>
-        <w:spacing w:lineRule="auto" w:line="360" w:before="0" w:after="120"/>
+        <w:spacing w:lineRule="auto" w:line="240" w:before="0" w:after="340"/>
         <w:rPr/>
       </w:pPr>
       <w:r>
@@ -4425,7 +4425,7 @@
       <w:pPr>
         <w:pStyle w:val="BodyText"/>
         <w:bidi w:val="0"/>
-        <w:spacing w:lineRule="auto" w:line="360" w:before="0" w:after="120"/>
+        <w:spacing w:lineRule="auto" w:line="240" w:before="0" w:after="340"/>
         <w:rPr/>
       </w:pPr>
       <w:r>
@@ -4451,7 +4451,7 @@
       <w:pPr>
         <w:pStyle w:val="BodyText"/>
         <w:bidi w:val="0"/>
-        <w:spacing w:lineRule="auto" w:line="360" w:before="0" w:after="120"/>
+        <w:spacing w:lineRule="auto" w:line="240" w:before="0" w:after="340"/>
         <w:rPr/>
       </w:pPr>
       <w:r>
@@ -4463,7 +4463,7 @@
       <w:pPr>
         <w:pStyle w:val="BodyText"/>
         <w:bidi w:val="0"/>
-        <w:spacing w:lineRule="auto" w:line="360" w:before="0" w:after="120"/>
+        <w:spacing w:lineRule="auto" w:line="240" w:before="0" w:after="340"/>
         <w:rPr/>
       </w:pPr>
       <w:r>
@@ -4475,7 +4475,7 @@
       <w:pPr>
         <w:pStyle w:val="BodyText"/>
         <w:bidi w:val="0"/>
-        <w:spacing w:lineRule="auto" w:line="360" w:before="0" w:after="120"/>
+        <w:spacing w:lineRule="auto" w:line="240" w:before="0" w:after="340"/>
         <w:rPr/>
       </w:pPr>
       <w:r>
@@ -4487,7 +4487,7 @@
       <w:pPr>
         <w:pStyle w:val="BodyText"/>
         <w:bidi w:val="0"/>
-        <w:spacing w:lineRule="auto" w:line="360" w:before="0" w:after="120"/>
+        <w:spacing w:lineRule="auto" w:line="240" w:before="0" w:after="340"/>
         <w:rPr/>
       </w:pPr>
       <w:r>
@@ -4499,7 +4499,7 @@
       <w:pPr>
         <w:pStyle w:val="BodyText"/>
         <w:bidi w:val="0"/>
-        <w:spacing w:lineRule="auto" w:line="360" w:before="0" w:after="120"/>
+        <w:spacing w:lineRule="auto" w:line="240" w:before="0" w:after="340"/>
         <w:rPr/>
       </w:pPr>
       <w:r>
@@ -4511,7 +4511,7 @@
       <w:pPr>
         <w:pStyle w:val="BodyText"/>
         <w:bidi w:val="0"/>
-        <w:spacing w:lineRule="auto" w:line="360" w:before="0" w:after="120"/>
+        <w:spacing w:lineRule="auto" w:line="240" w:before="0" w:after="340"/>
         <w:rPr/>
       </w:pPr>
       <w:r>
@@ -4523,7 +4523,7 @@
       <w:pPr>
         <w:pStyle w:val="BodyText"/>
         <w:bidi w:val="0"/>
-        <w:spacing w:lineRule="auto" w:line="360" w:before="0" w:after="120"/>
+        <w:spacing w:lineRule="auto" w:line="240" w:before="0" w:after="340"/>
         <w:rPr/>
       </w:pPr>
       <w:r>
@@ -4535,7 +4535,7 @@
       <w:pPr>
         <w:pStyle w:val="BodyText"/>
         <w:bidi w:val="0"/>
-        <w:spacing w:lineRule="auto" w:line="360" w:before="0" w:after="120"/>
+        <w:spacing w:lineRule="auto" w:line="240" w:before="0" w:after="340"/>
         <w:rPr/>
       </w:pPr>
       <w:r>
@@ -4547,7 +4547,7 @@
       <w:pPr>
         <w:pStyle w:val="BodyText"/>
         <w:bidi w:val="0"/>
-        <w:spacing w:lineRule="auto" w:line="360" w:before="0" w:after="120"/>
+        <w:spacing w:lineRule="auto" w:line="240" w:before="0" w:after="340"/>
         <w:rPr/>
       </w:pPr>
       <w:r>
@@ -4559,7 +4559,7 @@
       <w:pPr>
         <w:pStyle w:val="BodyText"/>
         <w:bidi w:val="0"/>
-        <w:spacing w:lineRule="auto" w:line="360" w:before="0" w:after="120"/>
+        <w:spacing w:lineRule="auto" w:line="240" w:before="0" w:after="340"/>
         <w:rPr/>
       </w:pPr>
       <w:r>
@@ -4571,7 +4571,7 @@
       <w:pPr>
         <w:pStyle w:val="BodyText"/>
         <w:bidi w:val="0"/>
-        <w:spacing w:lineRule="auto" w:line="360" w:before="0" w:after="120"/>
+        <w:spacing w:lineRule="auto" w:line="240" w:before="0" w:after="340"/>
         <w:rPr/>
       </w:pPr>
       <w:r>
@@ -4583,7 +4583,7 @@
       <w:pPr>
         <w:pStyle w:val="BodyText"/>
         <w:bidi w:val="0"/>
-        <w:spacing w:lineRule="auto" w:line="360" w:before="0" w:after="120"/>
+        <w:spacing w:lineRule="auto" w:line="240" w:before="0" w:after="340"/>
         <w:rPr/>
       </w:pPr>
       <w:r>
@@ -4595,7 +4595,7 @@
       <w:pPr>
         <w:pStyle w:val="BodyText"/>
         <w:bidi w:val="0"/>
-        <w:spacing w:lineRule="auto" w:line="360" w:before="0" w:after="120"/>
+        <w:spacing w:lineRule="auto" w:line="240" w:before="0" w:after="340"/>
         <w:rPr/>
       </w:pPr>
       <w:r>
@@ -4607,7 +4607,7 @@
       <w:pPr>
         <w:pStyle w:val="BodyText"/>
         <w:bidi w:val="0"/>
-        <w:spacing w:lineRule="auto" w:line="360" w:before="0" w:after="120"/>
+        <w:spacing w:lineRule="auto" w:line="240" w:before="0" w:after="340"/>
         <w:rPr/>
       </w:pPr>
       <w:r>
@@ -4619,7 +4619,7 @@
       <w:pPr>
         <w:pStyle w:val="BodyText"/>
         <w:bidi w:val="0"/>
-        <w:spacing w:lineRule="auto" w:line="360" w:before="0" w:after="120"/>
+        <w:spacing w:lineRule="auto" w:line="240" w:before="0" w:after="340"/>
         <w:rPr/>
       </w:pPr>
       <w:r>
@@ -4631,7 +4631,7 @@
       <w:pPr>
         <w:pStyle w:val="BodyText"/>
         <w:bidi w:val="0"/>
-        <w:spacing w:lineRule="auto" w:line="360" w:before="0" w:after="120"/>
+        <w:spacing w:lineRule="auto" w:line="240" w:before="0" w:after="340"/>
         <w:rPr/>
       </w:pPr>
       <w:r>
@@ -4643,7 +4643,7 @@
       <w:pPr>
         <w:pStyle w:val="BodyText"/>
         <w:bidi w:val="0"/>
-        <w:spacing w:lineRule="auto" w:line="360" w:before="0" w:after="120"/>
+        <w:spacing w:lineRule="auto" w:line="240" w:before="0" w:after="340"/>
         <w:rPr/>
       </w:pPr>
       <w:r>
@@ -4655,7 +4655,7 @@
       <w:pPr>
         <w:pStyle w:val="BodyText"/>
         <w:bidi w:val="0"/>
-        <w:spacing w:lineRule="auto" w:line="360" w:before="0" w:after="120"/>
+        <w:spacing w:lineRule="auto" w:line="240" w:before="0" w:after="340"/>
         <w:rPr/>
       </w:pPr>
       <w:r>
@@ -4681,7 +4681,7 @@
       <w:pPr>
         <w:pStyle w:val="BodyText"/>
         <w:bidi w:val="0"/>
-        <w:spacing w:lineRule="auto" w:line="360" w:before="0" w:after="120"/>
+        <w:spacing w:lineRule="auto" w:line="240" w:before="0" w:after="340"/>
         <w:rPr/>
       </w:pPr>
       <w:r>
@@ -4693,7 +4693,7 @@
       <w:pPr>
         <w:pStyle w:val="BodyText"/>
         <w:bidi w:val="0"/>
-        <w:spacing w:lineRule="auto" w:line="360" w:before="0" w:after="120"/>
+        <w:spacing w:lineRule="auto" w:line="240" w:before="0" w:after="340"/>
         <w:rPr/>
       </w:pPr>
       <w:r>
@@ -4705,7 +4705,7 @@
       <w:pPr>
         <w:pStyle w:val="BodyText"/>
         <w:bidi w:val="0"/>
-        <w:spacing w:lineRule="auto" w:line="360" w:before="0" w:after="120"/>
+        <w:spacing w:lineRule="auto" w:line="240" w:before="0" w:after="340"/>
         <w:rPr/>
       </w:pPr>
       <w:r>
@@ -4717,7 +4717,7 @@
       <w:pPr>
         <w:pStyle w:val="BodyText"/>
         <w:bidi w:val="0"/>
-        <w:spacing w:lineRule="auto" w:line="360" w:before="0" w:after="120"/>
+        <w:spacing w:lineRule="auto" w:line="240" w:before="0" w:after="340"/>
         <w:rPr/>
       </w:pPr>
       <w:r>
@@ -4729,7 +4729,7 @@
       <w:pPr>
         <w:pStyle w:val="BodyText"/>
         <w:bidi w:val="0"/>
-        <w:spacing w:lineRule="auto" w:line="360" w:before="0" w:after="120"/>
+        <w:spacing w:lineRule="auto" w:line="240" w:before="0" w:after="340"/>
         <w:rPr/>
       </w:pPr>
       <w:r>
@@ -4741,7 +4741,7 @@
       <w:pPr>
         <w:pStyle w:val="BodyText"/>
         <w:bidi w:val="0"/>
-        <w:spacing w:lineRule="auto" w:line="360" w:before="0" w:after="120"/>
+        <w:spacing w:lineRule="auto" w:line="240" w:before="0" w:after="340"/>
         <w:rPr/>
       </w:pPr>
       <w:r>
@@ -4753,7 +4753,7 @@
       <w:pPr>
         <w:pStyle w:val="BodyText"/>
         <w:bidi w:val="0"/>
-        <w:spacing w:lineRule="auto" w:line="360" w:before="0" w:after="120"/>
+        <w:spacing w:lineRule="auto" w:line="240" w:before="0" w:after="340"/>
         <w:rPr/>
       </w:pPr>
       <w:r>
@@ -4765,7 +4765,7 @@
       <w:pPr>
         <w:pStyle w:val="BodyText"/>
         <w:bidi w:val="0"/>
-        <w:spacing w:lineRule="auto" w:line="360" w:before="0" w:after="120"/>
+        <w:spacing w:lineRule="auto" w:line="240" w:before="0" w:after="340"/>
         <w:rPr/>
       </w:pPr>
       <w:r>
@@ -4777,7 +4777,7 @@
       <w:pPr>
         <w:pStyle w:val="BodyText"/>
         <w:bidi w:val="0"/>
-        <w:spacing w:lineRule="auto" w:line="360" w:before="0" w:after="120"/>
+        <w:spacing w:lineRule="auto" w:line="240" w:before="0" w:after="340"/>
         <w:rPr/>
       </w:pPr>
       <w:r>
@@ -4789,7 +4789,7 @@
       <w:pPr>
         <w:pStyle w:val="BodyText"/>
         <w:bidi w:val="0"/>
-        <w:spacing w:lineRule="auto" w:line="360" w:before="0" w:after="120"/>
+        <w:spacing w:lineRule="auto" w:line="240" w:before="0" w:after="340"/>
         <w:rPr/>
       </w:pPr>
       <w:r>
@@ -4801,7 +4801,7 @@
       <w:pPr>
         <w:pStyle w:val="BodyText"/>
         <w:bidi w:val="0"/>
-        <w:spacing w:lineRule="auto" w:line="360" w:before="0" w:after="120"/>
+        <w:spacing w:lineRule="auto" w:line="240" w:before="0" w:after="340"/>
         <w:rPr/>
       </w:pPr>
       <w:r>
@@ -4813,7 +4813,7 @@
       <w:pPr>
         <w:pStyle w:val="BodyText"/>
         <w:bidi w:val="0"/>
-        <w:spacing w:lineRule="auto" w:line="360" w:before="0" w:after="120"/>
+        <w:spacing w:lineRule="auto" w:line="240" w:before="0" w:after="340"/>
         <w:rPr/>
       </w:pPr>
       <w:r>
@@ -4825,7 +4825,7 @@
       <w:pPr>
         <w:pStyle w:val="BodyText"/>
         <w:bidi w:val="0"/>
-        <w:spacing w:lineRule="auto" w:line="360" w:before="0" w:after="120"/>
+        <w:spacing w:lineRule="auto" w:line="240" w:before="0" w:after="340"/>
         <w:rPr/>
       </w:pPr>
       <w:r>
@@ -4837,7 +4837,7 @@
       <w:pPr>
         <w:pStyle w:val="BodyText"/>
         <w:bidi w:val="0"/>
-        <w:spacing w:lineRule="auto" w:line="360" w:before="0" w:after="120"/>
+        <w:spacing w:lineRule="auto" w:line="240" w:before="0" w:after="340"/>
         <w:rPr/>
       </w:pPr>
       <w:r>
@@ -4849,7 +4849,7 @@
       <w:pPr>
         <w:pStyle w:val="BodyText"/>
         <w:bidi w:val="0"/>
-        <w:spacing w:lineRule="auto" w:line="360" w:before="0" w:after="120"/>
+        <w:spacing w:lineRule="auto" w:line="240" w:before="0" w:after="340"/>
         <w:rPr/>
       </w:pPr>
       <w:r>
@@ -4861,7 +4861,7 @@
       <w:pPr>
         <w:pStyle w:val="BodyText"/>
         <w:bidi w:val="0"/>
-        <w:spacing w:lineRule="auto" w:line="360" w:before="0" w:after="120"/>
+        <w:spacing w:lineRule="auto" w:line="240" w:before="0" w:after="340"/>
         <w:rPr/>
       </w:pPr>
       <w:r>
@@ -4873,7 +4873,7 @@
       <w:pPr>
         <w:pStyle w:val="BodyText"/>
         <w:bidi w:val="0"/>
-        <w:spacing w:lineRule="auto" w:line="360" w:before="0" w:after="120"/>
+        <w:spacing w:lineRule="auto" w:line="240" w:before="0" w:after="340"/>
         <w:rPr/>
       </w:pPr>
       <w:r>
@@ -4885,7 +4885,7 @@
       <w:pPr>
         <w:pStyle w:val="BodyText"/>
         <w:bidi w:val="0"/>
-        <w:spacing w:lineRule="auto" w:line="360" w:before="0" w:after="120"/>
+        <w:spacing w:lineRule="auto" w:line="240" w:before="0" w:after="340"/>
         <w:rPr/>
       </w:pPr>
       <w:r>
@@ -4897,7 +4897,7 @@
       <w:pPr>
         <w:pStyle w:val="BodyText"/>
         <w:bidi w:val="0"/>
-        <w:spacing w:lineRule="auto" w:line="360" w:before="0" w:after="120"/>
+        <w:spacing w:lineRule="auto" w:line="240" w:before="0" w:after="340"/>
         <w:rPr/>
       </w:pPr>
       <w:r>
@@ -4923,7 +4923,7 @@
       <w:pPr>
         <w:pStyle w:val="BodyText"/>
         <w:bidi w:val="0"/>
-        <w:spacing w:lineRule="auto" w:line="360" w:before="0" w:after="120"/>
+        <w:spacing w:lineRule="auto" w:line="240" w:before="0" w:after="340"/>
         <w:rPr/>
       </w:pPr>
       <w:r>
@@ -4935,7 +4935,7 @@
       <w:pPr>
         <w:pStyle w:val="BodyText"/>
         <w:bidi w:val="0"/>
-        <w:spacing w:lineRule="auto" w:line="360" w:before="0" w:after="120"/>
+        <w:spacing w:lineRule="auto" w:line="240" w:before="0" w:after="340"/>
         <w:rPr/>
       </w:pPr>
       <w:r>
@@ -4947,7 +4947,7 @@
       <w:pPr>
         <w:pStyle w:val="BodyText"/>
         <w:bidi w:val="0"/>
-        <w:spacing w:lineRule="auto" w:line="360" w:before="0" w:after="120"/>
+        <w:spacing w:lineRule="auto" w:line="240" w:before="0" w:after="340"/>
         <w:rPr/>
       </w:pPr>
       <w:r>
@@ -4959,7 +4959,7 @@
       <w:pPr>
         <w:pStyle w:val="BodyText"/>
         <w:bidi w:val="0"/>
-        <w:spacing w:lineRule="auto" w:line="360" w:before="0" w:after="120"/>
+        <w:spacing w:lineRule="auto" w:line="240" w:before="0" w:after="340"/>
         <w:rPr/>
       </w:pPr>
       <w:r>
@@ -4971,7 +4971,7 @@
       <w:pPr>
         <w:pStyle w:val="BodyText"/>
         <w:bidi w:val="0"/>
-        <w:spacing w:lineRule="auto" w:line="360" w:before="0" w:after="120"/>
+        <w:spacing w:lineRule="auto" w:line="240" w:before="0" w:after="340"/>
         <w:rPr/>
       </w:pPr>
       <w:r>
@@ -4983,7 +4983,7 @@
       <w:pPr>
         <w:pStyle w:val="BodyText"/>
         <w:bidi w:val="0"/>
-        <w:spacing w:lineRule="auto" w:line="360" w:before="0" w:after="120"/>
+        <w:spacing w:lineRule="auto" w:line="240" w:before="0" w:after="340"/>
         <w:rPr/>
       </w:pPr>
       <w:r>
@@ -4995,7 +4995,7 @@
       <w:pPr>
         <w:pStyle w:val="BodyText"/>
         <w:bidi w:val="0"/>
-        <w:spacing w:lineRule="auto" w:line="360" w:before="0" w:after="120"/>
+        <w:spacing w:lineRule="auto" w:line="240" w:before="0" w:after="340"/>
         <w:rPr/>
       </w:pPr>
       <w:r>
@@ -5007,7 +5007,7 @@
       <w:pPr>
         <w:pStyle w:val="BodyText"/>
         <w:bidi w:val="0"/>
-        <w:spacing w:lineRule="auto" w:line="360" w:before="0" w:after="120"/>
+        <w:spacing w:lineRule="auto" w:line="240" w:before="0" w:after="340"/>
         <w:rPr/>
       </w:pPr>
       <w:r>
@@ -5019,7 +5019,7 @@
       <w:pPr>
         <w:pStyle w:val="BodyText"/>
         <w:bidi w:val="0"/>
-        <w:spacing w:lineRule="auto" w:line="360" w:before="0" w:after="120"/>
+        <w:spacing w:lineRule="auto" w:line="240" w:before="0" w:after="340"/>
         <w:rPr/>
       </w:pPr>
       <w:r>
@@ -5031,7 +5031,7 @@
       <w:pPr>
         <w:pStyle w:val="BodyText"/>
         <w:bidi w:val="0"/>
-        <w:spacing w:lineRule="auto" w:line="360" w:before="0" w:after="120"/>
+        <w:spacing w:lineRule="auto" w:line="240" w:before="0" w:after="340"/>
         <w:rPr/>
       </w:pPr>
       <w:r>
@@ -5043,7 +5043,7 @@
       <w:pPr>
         <w:pStyle w:val="BodyText"/>
         <w:bidi w:val="0"/>
-        <w:spacing w:lineRule="auto" w:line="360" w:before="0" w:after="120"/>
+        <w:spacing w:lineRule="auto" w:line="240" w:before="0" w:after="340"/>
         <w:rPr/>
       </w:pPr>
       <w:r>
@@ -5055,7 +5055,7 @@
       <w:pPr>
         <w:pStyle w:val="BodyText"/>
         <w:bidi w:val="0"/>
-        <w:spacing w:lineRule="auto" w:line="360" w:before="0" w:after="120"/>
+        <w:spacing w:lineRule="auto" w:line="240" w:before="0" w:after="340"/>
         <w:rPr/>
       </w:pPr>
       <w:r>
@@ -5067,7 +5067,7 @@
       <w:pPr>
         <w:pStyle w:val="BodyText"/>
         <w:bidi w:val="0"/>
-        <w:spacing w:lineRule="auto" w:line="360" w:before="0" w:after="120"/>
+        <w:spacing w:lineRule="auto" w:line="240" w:before="0" w:after="340"/>
         <w:rPr/>
       </w:pPr>
       <w:r>
@@ -5079,7 +5079,7 @@
       <w:pPr>
         <w:pStyle w:val="BodyText"/>
         <w:bidi w:val="0"/>
-        <w:spacing w:lineRule="auto" w:line="360" w:before="0" w:after="120"/>
+        <w:spacing w:lineRule="auto" w:line="240" w:before="0" w:after="340"/>
         <w:rPr/>
       </w:pPr>
       <w:r>
@@ -5091,7 +5091,7 @@
       <w:pPr>
         <w:pStyle w:val="BodyText"/>
         <w:bidi w:val="0"/>
-        <w:spacing w:lineRule="auto" w:line="360" w:before="0" w:after="120"/>
+        <w:spacing w:lineRule="auto" w:line="240" w:before="0" w:after="340"/>
         <w:rPr/>
       </w:pPr>
       <w:r>
@@ -5117,7 +5117,7 @@
       <w:pPr>
         <w:pStyle w:val="BodyText"/>
         <w:bidi w:val="0"/>
-        <w:spacing w:lineRule="auto" w:line="360" w:before="0" w:after="120"/>
+        <w:spacing w:lineRule="auto" w:line="240" w:before="0" w:after="340"/>
         <w:rPr/>
       </w:pPr>
       <w:r>
@@ -5129,7 +5129,7 @@
       <w:pPr>
         <w:pStyle w:val="BodyText"/>
         <w:bidi w:val="0"/>
-        <w:spacing w:lineRule="auto" w:line="360" w:before="0" w:after="120"/>
+        <w:spacing w:lineRule="auto" w:line="240" w:before="0" w:after="340"/>
         <w:rPr/>
       </w:pPr>
       <w:r>
@@ -5141,7 +5141,7 @@
       <w:pPr>
         <w:pStyle w:val="BodyText"/>
         <w:bidi w:val="0"/>
-        <w:spacing w:lineRule="auto" w:line="360" w:before="0" w:after="120"/>
+        <w:spacing w:lineRule="auto" w:line="240" w:before="0" w:after="340"/>
         <w:rPr/>
       </w:pPr>
       <w:r>
@@ -5153,7 +5153,7 @@
       <w:pPr>
         <w:pStyle w:val="BodyText"/>
         <w:bidi w:val="0"/>
-        <w:spacing w:lineRule="auto" w:line="360" w:before="0" w:after="120"/>
+        <w:spacing w:lineRule="auto" w:line="240" w:before="0" w:after="340"/>
         <w:rPr/>
       </w:pPr>
       <w:r>
@@ -5165,7 +5165,7 @@
       <w:pPr>
         <w:pStyle w:val="BodyText"/>
         <w:bidi w:val="0"/>
-        <w:spacing w:lineRule="auto" w:line="360" w:before="0" w:after="120"/>
+        <w:spacing w:lineRule="auto" w:line="240" w:before="0" w:after="340"/>
         <w:rPr/>
       </w:pPr>
       <w:r>
@@ -5177,7 +5177,7 @@
       <w:pPr>
         <w:pStyle w:val="BodyText"/>
         <w:bidi w:val="0"/>
-        <w:spacing w:lineRule="auto" w:line="360" w:before="0" w:after="120"/>
+        <w:spacing w:lineRule="auto" w:line="240" w:before="0" w:after="340"/>
         <w:rPr/>
       </w:pPr>
       <w:r>
@@ -5189,7 +5189,7 @@
       <w:pPr>
         <w:pStyle w:val="BodyText"/>
         <w:bidi w:val="0"/>
-        <w:spacing w:lineRule="auto" w:line="360" w:before="0" w:after="120"/>
+        <w:spacing w:lineRule="auto" w:line="240" w:before="0" w:after="340"/>
         <w:rPr/>
       </w:pPr>
       <w:r>
@@ -5201,7 +5201,7 @@
       <w:pPr>
         <w:pStyle w:val="BodyText"/>
         <w:bidi w:val="0"/>
-        <w:spacing w:lineRule="auto" w:line="360" w:before="0" w:after="120"/>
+        <w:spacing w:lineRule="auto" w:line="240" w:before="0" w:after="340"/>
         <w:rPr/>
       </w:pPr>
       <w:r>
@@ -5213,7 +5213,7 @@
       <w:pPr>
         <w:pStyle w:val="BodyText"/>
         <w:bidi w:val="0"/>
-        <w:spacing w:lineRule="auto" w:line="360" w:before="0" w:after="120"/>
+        <w:spacing w:lineRule="auto" w:line="240" w:before="0" w:after="340"/>
         <w:rPr/>
       </w:pPr>
       <w:r>
@@ -5225,7 +5225,7 @@
       <w:pPr>
         <w:pStyle w:val="BodyText"/>
         <w:bidi w:val="0"/>
-        <w:spacing w:lineRule="auto" w:line="360" w:before="0" w:after="120"/>
+        <w:spacing w:lineRule="auto" w:line="240" w:before="0" w:after="340"/>
         <w:rPr/>
       </w:pPr>
       <w:r>
@@ -5237,7 +5237,7 @@
       <w:pPr>
         <w:pStyle w:val="BodyText"/>
         <w:bidi w:val="0"/>
-        <w:spacing w:lineRule="auto" w:line="360" w:before="0" w:after="120"/>
+        <w:spacing w:lineRule="auto" w:line="240" w:before="0" w:after="340"/>
         <w:rPr/>
       </w:pPr>
       <w:r>
@@ -5249,7 +5249,7 @@
       <w:pPr>
         <w:pStyle w:val="BodyText"/>
         <w:bidi w:val="0"/>
-        <w:spacing w:lineRule="auto" w:line="360" w:before="0" w:after="120"/>
+        <w:spacing w:lineRule="auto" w:line="240" w:before="0" w:after="340"/>
         <w:rPr/>
       </w:pPr>
       <w:r>
@@ -5261,7 +5261,7 @@
       <w:pPr>
         <w:pStyle w:val="BodyText"/>
         <w:bidi w:val="0"/>
-        <w:spacing w:lineRule="auto" w:line="360" w:before="0" w:after="120"/>
+        <w:spacing w:lineRule="auto" w:line="240" w:before="0" w:after="340"/>
         <w:rPr/>
       </w:pPr>
       <w:r>
@@ -5287,7 +5287,7 @@
       <w:pPr>
         <w:pStyle w:val="BodyText"/>
         <w:bidi w:val="0"/>
-        <w:spacing w:lineRule="auto" w:line="360" w:before="0" w:after="120"/>
+        <w:spacing w:lineRule="auto" w:line="240" w:before="0" w:after="340"/>
         <w:rPr/>
       </w:pPr>
       <w:r>
@@ -5299,7 +5299,7 @@
       <w:pPr>
         <w:pStyle w:val="BodyText"/>
         <w:bidi w:val="0"/>
-        <w:spacing w:lineRule="auto" w:line="360" w:before="0" w:after="120"/>
+        <w:spacing w:lineRule="auto" w:line="240" w:before="0" w:after="340"/>
         <w:rPr/>
       </w:pPr>
       <w:r>
@@ -5311,7 +5311,7 @@
       <w:pPr>
         <w:pStyle w:val="BodyText"/>
         <w:bidi w:val="0"/>
-        <w:spacing w:lineRule="auto" w:line="360" w:before="0" w:after="120"/>
+        <w:spacing w:lineRule="auto" w:line="240" w:before="0" w:after="340"/>
         <w:rPr/>
       </w:pPr>
       <w:r>
@@ -5323,7 +5323,7 @@
       <w:pPr>
         <w:pStyle w:val="BodyText"/>
         <w:bidi w:val="0"/>
-        <w:spacing w:lineRule="auto" w:line="360" w:before="0" w:after="120"/>
+        <w:spacing w:lineRule="auto" w:line="240" w:before="0" w:after="340"/>
         <w:rPr/>
       </w:pPr>
       <w:r>
@@ -5335,7 +5335,7 @@
       <w:pPr>
         <w:pStyle w:val="BodyText"/>
         <w:bidi w:val="0"/>
-        <w:spacing w:lineRule="auto" w:line="360" w:before="0" w:after="120"/>
+        <w:spacing w:lineRule="auto" w:line="240" w:before="0" w:after="340"/>
         <w:rPr/>
       </w:pPr>
       <w:r>
@@ -5347,7 +5347,7 @@
       <w:pPr>
         <w:pStyle w:val="BodyText"/>
         <w:bidi w:val="0"/>
-        <w:spacing w:lineRule="auto" w:line="360" w:before="0" w:after="120"/>
+        <w:spacing w:lineRule="auto" w:line="240" w:before="0" w:after="340"/>
         <w:rPr/>
       </w:pPr>
       <w:r>
@@ -5359,7 +5359,7 @@
       <w:pPr>
         <w:pStyle w:val="BodyText"/>
         <w:bidi w:val="0"/>
-        <w:spacing w:lineRule="auto" w:line="360" w:before="0" w:after="120"/>
+        <w:spacing w:lineRule="auto" w:line="240" w:before="0" w:after="340"/>
         <w:rPr/>
       </w:pPr>
       <w:r>
@@ -5371,7 +5371,7 @@
       <w:pPr>
         <w:pStyle w:val="BodyText"/>
         <w:bidi w:val="0"/>
-        <w:spacing w:lineRule="auto" w:line="360" w:before="0" w:after="120"/>
+        <w:spacing w:lineRule="auto" w:line="240" w:before="0" w:after="340"/>
         <w:rPr/>
       </w:pPr>
       <w:r>
@@ -5383,7 +5383,7 @@
       <w:pPr>
         <w:pStyle w:val="BodyText"/>
         <w:bidi w:val="0"/>
-        <w:spacing w:lineRule="auto" w:line="360" w:before="0" w:after="120"/>
+        <w:spacing w:lineRule="auto" w:line="240" w:before="0" w:after="340"/>
         <w:rPr/>
       </w:pPr>
       <w:r>
@@ -5395,7 +5395,7 @@
       <w:pPr>
         <w:pStyle w:val="BodyText"/>
         <w:bidi w:val="0"/>
-        <w:spacing w:lineRule="auto" w:line="360" w:before="0" w:after="120"/>
+        <w:spacing w:lineRule="auto" w:line="240" w:before="0" w:after="340"/>
         <w:rPr/>
       </w:pPr>
       <w:r>
@@ -5407,7 +5407,7 @@
       <w:pPr>
         <w:pStyle w:val="BodyText"/>
         <w:bidi w:val="0"/>
-        <w:spacing w:lineRule="auto" w:line="360" w:before="0" w:after="120"/>
+        <w:spacing w:lineRule="auto" w:line="240" w:before="0" w:after="340"/>
         <w:rPr/>
       </w:pPr>
       <w:r>
@@ -5419,7 +5419,7 @@
       <w:pPr>
         <w:pStyle w:val="BodyText"/>
         <w:bidi w:val="0"/>
-        <w:spacing w:lineRule="auto" w:line="360" w:before="0" w:after="120"/>
+        <w:spacing w:lineRule="auto" w:line="240" w:before="0" w:after="340"/>
         <w:rPr/>
       </w:pPr>
       <w:r>
@@ -5431,7 +5431,7 @@
       <w:pPr>
         <w:pStyle w:val="BodyText"/>
         <w:bidi w:val="0"/>
-        <w:spacing w:lineRule="auto" w:line="360" w:before="0" w:after="120"/>
+        <w:spacing w:lineRule="auto" w:line="240" w:before="0" w:after="340"/>
         <w:rPr/>
       </w:pPr>
       <w:r>
@@ -5443,7 +5443,7 @@
       <w:pPr>
         <w:pStyle w:val="BodyText"/>
         <w:bidi w:val="0"/>
-        <w:spacing w:lineRule="auto" w:line="360" w:before="0" w:after="120"/>
+        <w:spacing w:lineRule="auto" w:line="240" w:before="0" w:after="340"/>
         <w:rPr/>
       </w:pPr>
       <w:r>
@@ -5455,7 +5455,7 @@
       <w:pPr>
         <w:pStyle w:val="BodyText"/>
         <w:bidi w:val="0"/>
-        <w:spacing w:lineRule="auto" w:line="360" w:before="0" w:after="120"/>
+        <w:spacing w:lineRule="auto" w:line="240" w:before="0" w:after="340"/>
         <w:rPr/>
       </w:pPr>
       <w:r>
@@ -5467,7 +5467,7 @@
       <w:pPr>
         <w:pStyle w:val="BodyText"/>
         <w:bidi w:val="0"/>
-        <w:spacing w:lineRule="auto" w:line="360" w:before="0" w:after="120"/>
+        <w:spacing w:lineRule="auto" w:line="240" w:before="0" w:after="340"/>
         <w:rPr/>
       </w:pPr>
       <w:r>
@@ -5479,7 +5479,7 @@
       <w:pPr>
         <w:pStyle w:val="BodyText"/>
         <w:bidi w:val="0"/>
-        <w:spacing w:lineRule="auto" w:line="360" w:before="0" w:after="120"/>
+        <w:spacing w:lineRule="auto" w:line="240" w:before="0" w:after="340"/>
         <w:rPr/>
       </w:pPr>
       <w:r>
@@ -5491,7 +5491,7 @@
       <w:pPr>
         <w:pStyle w:val="BodyText"/>
         <w:bidi w:val="0"/>
-        <w:spacing w:lineRule="auto" w:line="360" w:before="0" w:after="120"/>
+        <w:spacing w:lineRule="auto" w:line="240" w:before="0" w:after="340"/>
         <w:rPr/>
       </w:pPr>
       <w:r>
@@ -5503,7 +5503,7 @@
       <w:pPr>
         <w:pStyle w:val="BodyText"/>
         <w:bidi w:val="0"/>
-        <w:spacing w:lineRule="auto" w:line="360" w:before="0" w:after="120"/>
+        <w:spacing w:lineRule="auto" w:line="240" w:before="0" w:after="340"/>
         <w:rPr/>
       </w:pPr>
       <w:r>
@@ -5515,7 +5515,7 @@
       <w:pPr>
         <w:pStyle w:val="BodyText"/>
         <w:bidi w:val="0"/>
-        <w:spacing w:lineRule="auto" w:line="360" w:before="0" w:after="120"/>
+        <w:spacing w:lineRule="auto" w:line="240" w:before="0" w:after="340"/>
         <w:rPr/>
       </w:pPr>
       <w:r>
@@ -5527,7 +5527,7 @@
       <w:pPr>
         <w:pStyle w:val="BodyText"/>
         <w:bidi w:val="0"/>
-        <w:spacing w:lineRule="auto" w:line="360" w:before="0" w:after="120"/>
+        <w:spacing w:lineRule="auto" w:line="240" w:before="0" w:after="340"/>
         <w:rPr/>
       </w:pPr>
       <w:r>
@@ -5562,15 +5562,15 @@
         </w:tblCellMar>
       </w:tblPr>
       <w:tblGrid>
-        <w:gridCol w:w="3024"/>
-        <w:gridCol w:w="3024"/>
-        <w:gridCol w:w="3024"/>
+        <w:gridCol w:w="3135"/>
+        <w:gridCol w:w="3135"/>
+        <w:gridCol w:w="3136"/>
       </w:tblGrid>
       <w:tr>
         <w:trPr/>
         <w:tc>
           <w:tcPr>
-            <w:tcW w:w="3024" w:type="dxa"/>
+            <w:tcW w:w="3135" w:type="dxa"/>
             <w:tcBorders/>
           </w:tcPr>
           <w:p>
@@ -5587,7 +5587,7 @@
         </w:tc>
         <w:tc>
           <w:tcPr>
-            <w:tcW w:w="3024" w:type="dxa"/>
+            <w:tcW w:w="3135" w:type="dxa"/>
             <w:tcBorders/>
           </w:tcPr>
           <w:p>
@@ -5604,7 +5604,7 @@
         </w:tc>
         <w:tc>
           <w:tcPr>
-            <w:tcW w:w="3024" w:type="dxa"/>
+            <w:tcW w:w="3136" w:type="dxa"/>
             <w:tcBorders/>
           </w:tcPr>
           <w:p>
@@ -5624,7 +5624,7 @@
         <w:trPr/>
         <w:tc>
           <w:tcPr>
-            <w:tcW w:w="3024" w:type="dxa"/>
+            <w:tcW w:w="3135" w:type="dxa"/>
             <w:tcBorders/>
           </w:tcPr>
           <w:p>
@@ -5641,7 +5641,7 @@
         </w:tc>
         <w:tc>
           <w:tcPr>
-            <w:tcW w:w="3024" w:type="dxa"/>
+            <w:tcW w:w="3135" w:type="dxa"/>
             <w:tcBorders/>
           </w:tcPr>
           <w:p>
@@ -5658,7 +5658,7 @@
         </w:tc>
         <w:tc>
           <w:tcPr>
-            <w:tcW w:w="3024" w:type="dxa"/>
+            <w:tcW w:w="3136" w:type="dxa"/>
             <w:tcBorders/>
           </w:tcPr>
           <w:p>
@@ -5678,7 +5678,7 @@
         <w:trPr/>
         <w:tc>
           <w:tcPr>
-            <w:tcW w:w="3024" w:type="dxa"/>
+            <w:tcW w:w="3135" w:type="dxa"/>
             <w:tcBorders/>
           </w:tcPr>
           <w:p>
@@ -5695,7 +5695,7 @@
         </w:tc>
         <w:tc>
           <w:tcPr>
-            <w:tcW w:w="3024" w:type="dxa"/>
+            <w:tcW w:w="3135" w:type="dxa"/>
             <w:tcBorders/>
           </w:tcPr>
           <w:p>
@@ -5712,7 +5712,7 @@
         </w:tc>
         <w:tc>
           <w:tcPr>
-            <w:tcW w:w="3024" w:type="dxa"/>
+            <w:tcW w:w="3136" w:type="dxa"/>
             <w:tcBorders/>
           </w:tcPr>
           <w:p>
@@ -5732,7 +5732,7 @@
         <w:trPr/>
         <w:tc>
           <w:tcPr>
-            <w:tcW w:w="3024" w:type="dxa"/>
+            <w:tcW w:w="3135" w:type="dxa"/>
             <w:tcBorders/>
           </w:tcPr>
           <w:p>
@@ -5749,7 +5749,7 @@
         </w:tc>
         <w:tc>
           <w:tcPr>
-            <w:tcW w:w="3024" w:type="dxa"/>
+            <w:tcW w:w="3135" w:type="dxa"/>
             <w:tcBorders/>
           </w:tcPr>
           <w:p>
@@ -5766,7 +5766,7 @@
         </w:tc>
         <w:tc>
           <w:tcPr>
-            <w:tcW w:w="3024" w:type="dxa"/>
+            <w:tcW w:w="3136" w:type="dxa"/>
             <w:tcBorders/>
           </w:tcPr>
           <w:p>
@@ -5823,15 +5823,15 @@
         </w:tblCellMar>
       </w:tblPr>
       <w:tblGrid>
-        <w:gridCol w:w="3024"/>
-        <w:gridCol w:w="3024"/>
-        <w:gridCol w:w="3024"/>
+        <w:gridCol w:w="3135"/>
+        <w:gridCol w:w="3135"/>
+        <w:gridCol w:w="3136"/>
       </w:tblGrid>
       <w:tr>
         <w:trPr/>
         <w:tc>
           <w:tcPr>
-            <w:tcW w:w="3024" w:type="dxa"/>
+            <w:tcW w:w="3135" w:type="dxa"/>
             <w:tcBorders/>
           </w:tcPr>
           <w:p>
@@ -5848,7 +5848,7 @@
         </w:tc>
         <w:tc>
           <w:tcPr>
-            <w:tcW w:w="3024" w:type="dxa"/>
+            <w:tcW w:w="3135" w:type="dxa"/>
             <w:tcBorders/>
           </w:tcPr>
           <w:p>
@@ -5865,7 +5865,7 @@
         </w:tc>
         <w:tc>
           <w:tcPr>
-            <w:tcW w:w="3024" w:type="dxa"/>
+            <w:tcW w:w="3136" w:type="dxa"/>
             <w:tcBorders/>
           </w:tcPr>
           <w:p>
@@ -5885,7 +5885,7 @@
         <w:trPr/>
         <w:tc>
           <w:tcPr>
-            <w:tcW w:w="3024" w:type="dxa"/>
+            <w:tcW w:w="3135" w:type="dxa"/>
             <w:tcBorders/>
           </w:tcPr>
           <w:p>
@@ -5902,7 +5902,7 @@
         </w:tc>
         <w:tc>
           <w:tcPr>
-            <w:tcW w:w="3024" w:type="dxa"/>
+            <w:tcW w:w="3135" w:type="dxa"/>
             <w:tcBorders/>
           </w:tcPr>
           <w:p>
@@ -5919,7 +5919,7 @@
         </w:tc>
         <w:tc>
           <w:tcPr>
-            <w:tcW w:w="3024" w:type="dxa"/>
+            <w:tcW w:w="3136" w:type="dxa"/>
             <w:tcBorders/>
           </w:tcPr>
           <w:p>
@@ -5939,7 +5939,7 @@
         <w:trPr/>
         <w:tc>
           <w:tcPr>
-            <w:tcW w:w="3024" w:type="dxa"/>
+            <w:tcW w:w="3135" w:type="dxa"/>
             <w:tcBorders/>
           </w:tcPr>
           <w:p>
@@ -5956,7 +5956,7 @@
         </w:tc>
         <w:tc>
           <w:tcPr>
-            <w:tcW w:w="3024" w:type="dxa"/>
+            <w:tcW w:w="3135" w:type="dxa"/>
             <w:tcBorders/>
           </w:tcPr>
           <w:p>
@@ -5973,7 +5973,7 @@
         </w:tc>
         <w:tc>
           <w:tcPr>
-            <w:tcW w:w="3024" w:type="dxa"/>
+            <w:tcW w:w="3136" w:type="dxa"/>
             <w:tcBorders/>
           </w:tcPr>
           <w:p>
@@ -5993,7 +5993,7 @@
         <w:trPr/>
         <w:tc>
           <w:tcPr>
-            <w:tcW w:w="3024" w:type="dxa"/>
+            <w:tcW w:w="3135" w:type="dxa"/>
             <w:tcBorders/>
           </w:tcPr>
           <w:p>
@@ -6010,7 +6010,7 @@
         </w:tc>
         <w:tc>
           <w:tcPr>
-            <w:tcW w:w="3024" w:type="dxa"/>
+            <w:tcW w:w="3135" w:type="dxa"/>
             <w:tcBorders/>
           </w:tcPr>
           <w:p>
@@ -6027,7 +6027,7 @@
         </w:tc>
         <w:tc>
           <w:tcPr>
-            <w:tcW w:w="3024" w:type="dxa"/>
+            <w:tcW w:w="3136" w:type="dxa"/>
             <w:tcBorders/>
           </w:tcPr>
           <w:p>
@@ -6047,7 +6047,7 @@
         <w:trPr/>
         <w:tc>
           <w:tcPr>
-            <w:tcW w:w="3024" w:type="dxa"/>
+            <w:tcW w:w="3135" w:type="dxa"/>
             <w:tcBorders/>
           </w:tcPr>
           <w:p>
@@ -6064,7 +6064,7 @@
         </w:tc>
         <w:tc>
           <w:tcPr>
-            <w:tcW w:w="3024" w:type="dxa"/>
+            <w:tcW w:w="3135" w:type="dxa"/>
             <w:tcBorders/>
           </w:tcPr>
           <w:p>
@@ -6081,7 +6081,7 @@
         </w:tc>
         <w:tc>
           <w:tcPr>
-            <w:tcW w:w="3024" w:type="dxa"/>
+            <w:tcW w:w="3136" w:type="dxa"/>
             <w:tcBorders/>
           </w:tcPr>
           <w:p>
@@ -6115,7 +6115,7 @@
       <w:pPr>
         <w:pStyle w:val="BodyText"/>
         <w:bidi w:val="0"/>
-        <w:spacing w:lineRule="auto" w:line="360" w:before="0" w:after="120"/>
+        <w:spacing w:lineRule="auto" w:line="240" w:before="0" w:after="340"/>
         <w:rPr/>
       </w:pPr>
       <w:r>
@@ -6194,7 +6194,7 @@
       <w:pPr>
         <w:pStyle w:val="BodyText"/>
         <w:bidi w:val="0"/>
-        <w:spacing w:lineRule="auto" w:line="360" w:before="0" w:after="120"/>
+        <w:spacing w:lineRule="auto" w:line="240" w:before="0" w:after="340"/>
         <w:rPr/>
       </w:pPr>
       <w:r>
@@ -6285,7 +6285,7 @@
       <w:pPr>
         <w:pStyle w:val="BodyText"/>
         <w:bidi w:val="0"/>
-        <w:spacing w:lineRule="auto" w:line="360" w:before="0" w:after="120"/>
+        <w:spacing w:lineRule="auto" w:line="240" w:before="0" w:after="340"/>
         <w:rPr/>
       </w:pPr>
       <w:r>
@@ -6297,7 +6297,7 @@
       <w:pPr>
         <w:pStyle w:val="BodyText"/>
         <w:bidi w:val="0"/>
-        <w:spacing w:lineRule="auto" w:line="360" w:before="0" w:after="120"/>
+        <w:spacing w:lineRule="auto" w:line="240" w:before="0" w:after="340"/>
         <w:rPr/>
       </w:pPr>
       <w:r>
@@ -6321,7 +6321,7 @@
       <w:pPr>
         <w:pStyle w:val="BodyText"/>
         <w:bidi w:val="0"/>
-        <w:spacing w:lineRule="auto" w:line="360" w:before="0" w:after="120"/>
+        <w:spacing w:lineRule="auto" w:line="240" w:before="0" w:after="340"/>
         <w:rPr/>
       </w:pPr>
       <w:r>
@@ -6333,7 +6333,7 @@
       <w:pPr>
         <w:pStyle w:val="BodyText"/>
         <w:bidi w:val="0"/>
-        <w:spacing w:lineRule="auto" w:line="360" w:before="0" w:after="120"/>
+        <w:spacing w:lineRule="auto" w:line="240" w:before="0" w:after="340"/>
         <w:rPr/>
         <w:sectPr>
           <w:footerReference w:type="default" r:id="rId7"/>
@@ -6342,7 +6342,7 @@
             <w:numFmt w:val="decimal"/>
           </w:footnotePr>
           <w:type w:val="nextPage"/>
-          <w:pgSz w:w="11906" w:h="16838"/>
+          <w:pgSz w:w="12240" w:h="15840"/>
           <w:pgMar w:left="1417" w:right="1417" w:gutter="0" w:header="0" w:top="1417" w:footer="1417" w:bottom="1976"/>
           <w:pgNumType w:fmt="decimal"/>
           <w:formProt w:val="false"/>
@@ -6371,7 +6371,7 @@
       <w:pPr>
         <w:pStyle w:val="BodyText"/>
         <w:bidi w:val="0"/>
-        <w:spacing w:lineRule="auto" w:line="360" w:before="0" w:after="120"/>
+        <w:spacing w:lineRule="auto" w:line="240" w:before="0" w:after="340"/>
         <w:rPr/>
       </w:pPr>
       <w:r>
@@ -6383,7 +6383,7 @@
       <w:pPr>
         <w:pStyle w:val="BodyText"/>
         <w:bidi w:val="0"/>
-        <w:spacing w:lineRule="auto" w:line="360" w:before="0" w:after="120"/>
+        <w:spacing w:lineRule="auto" w:line="240" w:before="0" w:after="340"/>
         <w:rPr/>
       </w:pPr>
       <w:r>
@@ -6395,7 +6395,7 @@
       <w:pPr>
         <w:pStyle w:val="BodyText"/>
         <w:bidi w:val="0"/>
-        <w:spacing w:lineRule="auto" w:line="360" w:before="0" w:after="120"/>
+        <w:spacing w:lineRule="auto" w:line="240" w:before="0" w:after="340"/>
         <w:rPr/>
       </w:pPr>
       <w:r>
@@ -6407,7 +6407,7 @@
       <w:pPr>
         <w:pStyle w:val="BodyText"/>
         <w:bidi w:val="0"/>
-        <w:spacing w:lineRule="auto" w:line="360" w:before="0" w:after="120"/>
+        <w:spacing w:lineRule="auto" w:line="240" w:before="0" w:after="340"/>
         <w:rPr/>
       </w:pPr>
       <w:r>
@@ -6419,7 +6419,7 @@
       <w:pPr>
         <w:pStyle w:val="BodyText"/>
         <w:bidi w:val="0"/>
-        <w:spacing w:lineRule="auto" w:line="360" w:before="0" w:after="120"/>
+        <w:spacing w:lineRule="auto" w:line="240" w:before="0" w:after="340"/>
         <w:rPr/>
       </w:pPr>
       <w:r>
@@ -6431,7 +6431,7 @@
       <w:pPr>
         <w:pStyle w:val="BodyText"/>
         <w:bidi w:val="0"/>
-        <w:spacing w:lineRule="auto" w:line="360" w:before="0" w:after="120"/>
+        <w:spacing w:lineRule="auto" w:line="240" w:before="0" w:after="340"/>
         <w:rPr/>
       </w:pPr>
       <w:r>
@@ -6443,7 +6443,7 @@
       <w:pPr>
         <w:pStyle w:val="BodyText"/>
         <w:bidi w:val="0"/>
-        <w:spacing w:lineRule="auto" w:line="360" w:before="0" w:after="120"/>
+        <w:spacing w:lineRule="auto" w:line="240" w:before="0" w:after="340"/>
         <w:rPr/>
       </w:pPr>
       <w:r>
@@ -6455,7 +6455,7 @@
       <w:pPr>
         <w:pStyle w:val="BodyText"/>
         <w:bidi w:val="0"/>
-        <w:spacing w:lineRule="auto" w:line="360" w:before="0" w:after="120"/>
+        <w:spacing w:lineRule="auto" w:line="240" w:before="0" w:after="340"/>
         <w:rPr/>
       </w:pPr>
       <w:r>
@@ -6467,7 +6467,7 @@
       <w:pPr>
         <w:pStyle w:val="BodyText"/>
         <w:bidi w:val="0"/>
-        <w:spacing w:lineRule="auto" w:line="360" w:before="0" w:after="120"/>
+        <w:spacing w:lineRule="auto" w:line="240" w:before="0" w:after="340"/>
         <w:rPr/>
       </w:pPr>
       <w:r>
@@ -6479,7 +6479,7 @@
       <w:pPr>
         <w:pStyle w:val="BodyText"/>
         <w:bidi w:val="0"/>
-        <w:spacing w:lineRule="auto" w:line="360" w:before="0" w:after="120"/>
+        <w:spacing w:lineRule="auto" w:line="240" w:before="0" w:after="340"/>
         <w:rPr/>
       </w:pPr>
       <w:r>
@@ -6491,7 +6491,7 @@
       <w:pPr>
         <w:pStyle w:val="BodyText"/>
         <w:bidi w:val="0"/>
-        <w:spacing w:lineRule="auto" w:line="360" w:before="0" w:after="120"/>
+        <w:spacing w:lineRule="auto" w:line="240" w:before="0" w:after="340"/>
         <w:rPr/>
       </w:pPr>
       <w:r>
@@ -6503,7 +6503,7 @@
       <w:pPr>
         <w:pStyle w:val="BodyText"/>
         <w:bidi w:val="0"/>
-        <w:spacing w:lineRule="auto" w:line="360" w:before="0" w:after="120"/>
+        <w:spacing w:lineRule="auto" w:line="240" w:before="0" w:after="340"/>
         <w:rPr/>
       </w:pPr>
       <w:r>
@@ -6515,7 +6515,7 @@
       <w:pPr>
         <w:pStyle w:val="BodyText"/>
         <w:bidi w:val="0"/>
-        <w:spacing w:lineRule="auto" w:line="360" w:before="0" w:after="120"/>
+        <w:spacing w:lineRule="auto" w:line="240" w:before="0" w:after="340"/>
         <w:rPr/>
       </w:pPr>
       <w:r>
@@ -6527,7 +6527,7 @@
       <w:pPr>
         <w:pStyle w:val="BodyText"/>
         <w:bidi w:val="0"/>
-        <w:spacing w:lineRule="auto" w:line="360" w:before="0" w:after="120"/>
+        <w:spacing w:lineRule="auto" w:line="240" w:before="0" w:after="340"/>
         <w:rPr/>
       </w:pPr>
       <w:r>
@@ -6539,7 +6539,7 @@
       <w:pPr>
         <w:pStyle w:val="BodyText"/>
         <w:bidi w:val="0"/>
-        <w:spacing w:lineRule="auto" w:line="360" w:before="0" w:after="120"/>
+        <w:spacing w:lineRule="auto" w:line="240" w:before="0" w:after="340"/>
         <w:rPr/>
       </w:pPr>
       <w:r>
@@ -6551,7 +6551,7 @@
       <w:pPr>
         <w:pStyle w:val="BodyText"/>
         <w:bidi w:val="0"/>
-        <w:spacing w:lineRule="auto" w:line="360" w:before="0" w:after="120"/>
+        <w:spacing w:lineRule="auto" w:line="240" w:before="0" w:after="340"/>
         <w:rPr/>
       </w:pPr>
       <w:r>
@@ -6563,7 +6563,7 @@
       <w:pPr>
         <w:pStyle w:val="BodyText"/>
         <w:bidi w:val="0"/>
-        <w:spacing w:lineRule="auto" w:line="360" w:before="0" w:after="120"/>
+        <w:spacing w:lineRule="auto" w:line="240" w:before="0" w:after="340"/>
         <w:rPr/>
       </w:pPr>
       <w:r>
@@ -6575,7 +6575,7 @@
       <w:pPr>
         <w:pStyle w:val="BodyText"/>
         <w:bidi w:val="0"/>
-        <w:spacing w:lineRule="auto" w:line="360" w:before="0" w:after="120"/>
+        <w:spacing w:lineRule="auto" w:line="240" w:before="0" w:after="340"/>
         <w:rPr/>
       </w:pPr>
       <w:r>
@@ -6587,7 +6587,7 @@
       <w:pPr>
         <w:pStyle w:val="BodyText"/>
         <w:bidi w:val="0"/>
-        <w:spacing w:lineRule="auto" w:line="360" w:before="0" w:after="120"/>
+        <w:spacing w:lineRule="auto" w:line="240" w:before="0" w:after="340"/>
         <w:rPr/>
       </w:pPr>
       <w:r>
@@ -6599,7 +6599,7 @@
       <w:pPr>
         <w:pStyle w:val="BodyText"/>
         <w:bidi w:val="0"/>
-        <w:spacing w:lineRule="auto" w:line="360" w:before="0" w:after="120"/>
+        <w:spacing w:lineRule="auto" w:line="240" w:before="0" w:after="340"/>
         <w:rPr/>
       </w:pPr>
       <w:r>
@@ -6614,7 +6614,7 @@
         <w:numFmt w:val="decimal"/>
       </w:footnotePr>
       <w:type w:val="nextPage"/>
-      <w:pgSz w:w="11906" w:h="16838"/>
+      <w:pgSz w:w="12240" w:h="15840"/>
       <w:pgMar w:left="1417" w:right="1417" w:gutter="0" w:header="0" w:top="1417" w:footer="1417" w:bottom="1976"/>
       <w:pgNumType w:fmt="decimal"/>
       <w:formProt w:val="false"/>
@@ -6775,7 +6775,7 @@
       <w:pPr>
         <w:pStyle w:val="BodyText"/>
         <w:bidi w:val="0"/>
-        <w:spacing w:lineRule="auto" w:line="360" w:before="0" w:after="120"/>
+        <w:spacing w:lineRule="auto" w:line="240" w:before="0" w:after="340"/>
         <w:rPr/>
       </w:pPr>
       <w:r>
@@ -6795,7 +6795,7 @@
       <w:pPr>
         <w:pStyle w:val="BodyText"/>
         <w:bidi w:val="0"/>
-        <w:spacing w:lineRule="auto" w:line="360" w:before="0" w:after="120"/>
+        <w:spacing w:lineRule="auto" w:line="240" w:before="0" w:after="340"/>
         <w:rPr/>
       </w:pPr>
       <w:r>
@@ -6815,7 +6815,7 @@
       <w:pPr>
         <w:pStyle w:val="BodyText"/>
         <w:bidi w:val="0"/>
-        <w:spacing w:lineRule="auto" w:line="360" w:before="0" w:after="120"/>
+        <w:spacing w:lineRule="auto" w:line="240" w:before="0" w:after="340"/>
         <w:rPr/>
       </w:pPr>
       <w:r>
@@ -7091,10 +7091,10 @@
     <w:name w:val="Body Text"/>
     <w:basedOn w:val="Normal"/>
     <w:pPr>
-      <w:spacing w:lineRule="auto" w:line="360" w:before="0" w:after="120"/>
+      <w:spacing w:lineRule="auto" w:line="240" w:before="0" w:after="340"/>
     </w:pPr>
     <w:rPr>
-      <w:rFonts w:ascii="Times New Roman" w:hAnsi="Times New Roman"/>
+      <w:rFonts w:ascii="Comic Sans MS" w:hAnsi="Comic Sans MS"/>
       <w:sz w:val="24"/>
     </w:rPr>
   </w:style>
